--- a/courseware/LG-Certified Lean Six Sigma Green Belt (CLSSGB).docx
+++ b/courseware/LG-Certified Lean Six Sigma Green Belt (CLSSGB).docx
@@ -179,7 +179,7 @@
           <w:color w:val="1F6FEB"/>
           <w:sz w:val="24"/>
         </w:rPr>
-        <w:t>Version 1.0</w:t>
+        <w:t>Version 4</w:t>
       </w:r>
     </w:p>
     <w:p>
@@ -294,7 +294,7 @@
               <w:rPr>
                 <w:sz w:val="19"/>
               </w:rPr>
-              <w:t>1.0</w:t>
+              <w:t>1</w:t>
             </w:r>
           </w:p>
         </w:tc>
@@ -308,7 +308,7 @@
               <w:rPr>
                 <w:sz w:val="19"/>
               </w:rPr>
-              <w:t>21 July 2026</w:t>
+              <w:t>1 June 2026</w:t>
             </w:r>
           </w:p>
         </w:tc>
@@ -322,7 +322,123 @@
               <w:rPr>
                 <w:sz w:val="19"/>
               </w:rPr>
-              <w:t>Initial non-WSQ release (C481) - same 4-day DMAIC progression, 25 hands-on labs, CSSC Green Belt (Ch 1-24) depth and Northwind Retail Distribution Centre running scenario as the accredited counterpart course, with all compliance and graded-paper content removed.</w:t>
+              <w:t>Initial release - CLSSGB Learner Guide.</w:t>
+            </w:r>
+          </w:p>
+        </w:tc>
+        <w:tc>
+          <w:tcPr>
+            <w:tcW w:type="dxa" w:w="2160"/>
+          </w:tcPr>
+          <w:p>
+            <w:r/>
+            <w:r>
+              <w:rPr>
+                <w:sz w:val="19"/>
+              </w:rPr>
+              <w:t>Dr. Alfred Ang</w:t>
+            </w:r>
+          </w:p>
+        </w:tc>
+      </w:tr>
+      <w:tr>
+        <w:tc>
+          <w:tcPr>
+            <w:tcW w:type="dxa" w:w="2160"/>
+          </w:tcPr>
+          <w:p>
+            <w:r/>
+            <w:r>
+              <w:rPr>
+                <w:sz w:val="19"/>
+              </w:rPr>
+              <w:t>3</w:t>
+            </w:r>
+          </w:p>
+        </w:tc>
+        <w:tc>
+          <w:tcPr>
+            <w:tcW w:type="dxa" w:w="2160"/>
+          </w:tcPr>
+          <w:p>
+            <w:r/>
+            <w:r>
+              <w:rPr>
+                <w:sz w:val="19"/>
+              </w:rPr>
+              <w:t>19 July 2026</w:t>
+            </w:r>
+          </w:p>
+        </w:tc>
+        <w:tc>
+          <w:tcPr>
+            <w:tcW w:type="dxa" w:w="2160"/>
+          </w:tcPr>
+          <w:p>
+            <w:r/>
+            <w:r>
+              <w:rPr>
+                <w:sz w:val="19"/>
+              </w:rPr>
+              <w:t>Removed the Practice Exam slide and its asset - there is no Six Sigma practice exam on exams.tertiaryinfotech.com.</w:t>
+            </w:r>
+          </w:p>
+        </w:tc>
+        <w:tc>
+          <w:tcPr>
+            <w:tcW w:type="dxa" w:w="2160"/>
+          </w:tcPr>
+          <w:p>
+            <w:r/>
+            <w:r>
+              <w:rPr>
+                <w:sz w:val="19"/>
+              </w:rPr>
+              <w:t>Dr. Alfred Ang</w:t>
+            </w:r>
+          </w:p>
+        </w:tc>
+      </w:tr>
+      <w:tr>
+        <w:tc>
+          <w:tcPr>
+            <w:tcW w:type="dxa" w:w="2160"/>
+          </w:tcPr>
+          <w:p>
+            <w:r/>
+            <w:r>
+              <w:rPr>
+                <w:sz w:val="19"/>
+              </w:rPr>
+              <w:t>4</w:t>
+            </w:r>
+          </w:p>
+        </w:tc>
+        <w:tc>
+          <w:tcPr>
+            <w:tcW w:type="dxa" w:w="2160"/>
+          </w:tcPr>
+          <w:p>
+            <w:r/>
+            <w:r>
+              <w:rPr>
+                <w:sz w:val="19"/>
+              </w:rPr>
+              <w:t>19 July 2026</w:t>
+            </w:r>
+          </w:p>
+        </w:tc>
+        <w:tc>
+          <w:tcPr>
+            <w:tcW w:type="dxa" w:w="2160"/>
+          </w:tcPr>
+          <w:p>
+            <w:r/>
+            <w:r>
+              <w:rPr>
+                <w:sz w:val="19"/>
+              </w:rPr>
+              <w:t>Added the SIPOC &amp; Process Map Builder (alfredang.github.io/sipoc) to the toolkit - wired into Lab 6 (SIPOC build, pain points, 'Check my SIPOC' validation) and Lab 7 (swimlane and handoff table), the Define phase slides, and a new Your Interactive Toolkit slide that introduces all five browser tools.</w:t>
             </w:r>
           </w:p>
         </w:tc>
@@ -376,7 +492,7 @@
         </w:rPr>
         <w:t>Introduction</w:t>
         <w:tab/>
-        <w:t>4</w:t>
+        <w:t>5</w:t>
       </w:r>
     </w:p>
     <w:p>
@@ -395,7 +511,7 @@
         </w:rPr>
         <w:t>Course Learning Outcomes</w:t>
         <w:tab/>
-        <w:t>4</w:t>
+        <w:t>5</w:t>
       </w:r>
     </w:p>
     <w:p>
@@ -412,9 +528,9 @@
           <w:color w:val="333333"/>
           <w:sz w:val="22"/>
         </w:rPr>
-        <w:t>Before You Start</w:t>
+        <w:t>Skills Framework Alignment</w:t>
         <w:tab/>
-        <w:t>4</w:t>
+        <w:t>5</w:t>
       </w:r>
     </w:p>
     <w:p>
@@ -431,9 +547,28 @@
           <w:color w:val="333333"/>
           <w:sz w:val="22"/>
         </w:rPr>
+        <w:t>Before You Start</w:t>
+        <w:tab/>
+        <w:t>6</w:t>
+      </w:r>
+    </w:p>
+    <w:p>
+      <w:pPr>
+        <w:tabs>
+          <w:tab w:pos="9072" w:val="right" w:leader="dot"/>
+        </w:tabs>
+        <w:spacing w:after="60"/>
+      </w:pPr>
+      <w:r>
+        <w:rPr>
+          <w:rFonts w:ascii="Arial" w:hAnsi="Arial"/>
+          <w:b/>
+          <w:color w:val="333333"/>
+          <w:sz w:val="22"/>
+        </w:rPr>
         <w:t>FOUNDATIONS — Six Sigma Foundations &amp; The Green Belt Role  (10%)</w:t>
         <w:tab/>
-        <w:t>5</w:t>
+        <w:t>7</w:t>
       </w:r>
     </w:p>
     <w:p>
@@ -453,7 +588,7 @@
         </w:rPr>
         <w:t>Lab 1 — The Green Belt Role, Project Selection and Business Case  [Core]</w:t>
         <w:tab/>
-        <w:t>6</w:t>
+        <w:t>7</w:t>
       </w:r>
     </w:p>
     <w:p>
@@ -473,7 +608,7 @@
         </w:rPr>
         <w:t>Lab 2 — Y = f(X), Sigma Level, DPMO and the DMAIC Roadmap  [Core]</w:t>
         <w:tab/>
-        <w:t>7</w:t>
+        <w:t>9</w:t>
       </w:r>
     </w:p>
     <w:p>
@@ -492,7 +627,7 @@
         </w:rPr>
         <w:t>DEFINE — Define — Scope the Problem  (18%)</w:t>
         <w:tab/>
-        <w:t>9</w:t>
+        <w:t>10</w:t>
       </w:r>
     </w:p>
     <w:p>
@@ -512,7 +647,7 @@
         </w:rPr>
         <w:t>Lab 3 — Voice of the Customer, Affinity Diagram and Kano Analysis  [Core]</w:t>
         <w:tab/>
-        <w:t>9</w:t>
+        <w:t>11</w:t>
       </w:r>
     </w:p>
     <w:p>
@@ -532,7 +667,7 @@
         </w:rPr>
         <w:t>Lab 4 — CTQ Tree — Translating Customer Needs into Measurable Requirements  [Core]</w:t>
         <w:tab/>
-        <w:t>11</w:t>
+        <w:t>12</w:t>
       </w:r>
     </w:p>
     <w:p>
@@ -552,7 +687,7 @@
         </w:rPr>
         <w:t>Lab 5 — Project Charter, Problem Statement, Goal Statement and Scope  [Core]</w:t>
         <w:tab/>
-        <w:t>12</w:t>
+        <w:t>14</w:t>
       </w:r>
     </w:p>
     <w:p>
@@ -572,7 +707,7 @@
         </w:rPr>
         <w:t>Lab 6 — SIPOC, Stakeholder Analysis and RACI  [Core]</w:t>
         <w:tab/>
-        <w:t>14</w:t>
+        <w:t>15</w:t>
       </w:r>
     </w:p>
     <w:p>
@@ -591,7 +726,7 @@
         </w:rPr>
         <w:t>MEASURE — Measure — Quantify Performance  (24%)</w:t>
         <w:tab/>
-        <w:t>15</w:t>
+        <w:t>17</w:t>
       </w:r>
     </w:p>
     <w:p>
@@ -611,7 +746,7 @@
         </w:rPr>
         <w:t>Lab 7 — Detailed Process Mapping and Swimlane Analysis  [Core]</w:t>
         <w:tab/>
-        <w:t>16</w:t>
+        <w:t>18</w:t>
       </w:r>
     </w:p>
     <w:p>
@@ -631,7 +766,7 @@
         </w:rPr>
         <w:t>Lab 8 — Value Stream Mapping, Takt Time and the Eight Wastes  [Core]</w:t>
         <w:tab/>
-        <w:t>17</w:t>
+        <w:t>19</w:t>
       </w:r>
     </w:p>
     <w:p>
@@ -651,7 +786,7 @@
         </w:rPr>
         <w:t>Lab 9 — Data Types, Operational Definitions and the Data Collection Plan  [Core]</w:t>
         <w:tab/>
-        <w:t>19</w:t>
+        <w:t>21</w:t>
       </w:r>
     </w:p>
     <w:p>
@@ -671,7 +806,7 @@
         </w:rPr>
         <w:t>Lab 10 — Sampling Techniques and Sample Size Calculation  [Core]</w:t>
         <w:tab/>
-        <w:t>21</w:t>
+        <w:t>22</w:t>
       </w:r>
     </w:p>
     <w:p>
@@ -691,7 +826,7 @@
         </w:rPr>
         <w:t>Lab 11 — Measurement System Analysis and Gage R&amp;R  [Core]</w:t>
         <w:tab/>
-        <w:t>22</w:t>
+        <w:t>24</w:t>
       </w:r>
     </w:p>
     <w:p>
@@ -711,7 +846,7 @@
         </w:rPr>
         <w:t>Lab 12 — Yield, DPU, DPO, DPMO, RTY and the Hidden Factory  [Core]</w:t>
         <w:tab/>
-        <w:t>24</w:t>
+        <w:t>25</w:t>
       </w:r>
     </w:p>
     <w:p>
@@ -731,7 +866,7 @@
         </w:rPr>
         <w:t>Lab 13 — Descriptive Statistics, Normality and Baseline Process Capability  [Core]</w:t>
         <w:tab/>
-        <w:t>25</w:t>
+        <w:t>27</w:t>
       </w:r>
     </w:p>
     <w:p>
@@ -750,7 +885,7 @@
         </w:rPr>
         <w:t>ANALYZE — Analyze — Find and Prove the Root Cause  (26%)</w:t>
         <w:tab/>
-        <w:t>27</w:t>
+        <w:t>29</w:t>
       </w:r>
     </w:p>
     <w:p>
@@ -770,7 +905,7 @@
         </w:rPr>
         <w:t>Lab 14 — Variation, Run Charts and Stability Analysis  [Core]</w:t>
         <w:tab/>
-        <w:t>28</w:t>
+        <w:t>29</w:t>
       </w:r>
     </w:p>
     <w:p>
@@ -790,7 +925,7 @@
         </w:rPr>
         <w:t>Lab 15 — Pareto Analysis, Stratification and Boxplots  [Core]</w:t>
         <w:tab/>
-        <w:t>29</w:t>
+        <w:t>31</w:t>
       </w:r>
     </w:p>
     <w:p>
@@ -810,7 +945,7 @@
         </w:rPr>
         <w:t>Lab 16 — Fishbone, 5 Whys, Multi-Voting and Cause Prioritisation  [Core]</w:t>
         <w:tab/>
-        <w:t>31</w:t>
+        <w:t>32</w:t>
       </w:r>
     </w:p>
     <w:p>
@@ -830,7 +965,7 @@
         </w:rPr>
         <w:t>Lab 17 — Hypothesis Testing — Test Selection, p-values and Conclusions  [Core]</w:t>
         <w:tab/>
-        <w:t>32</w:t>
+        <w:t>34</w:t>
       </w:r>
     </w:p>
     <w:p>
@@ -850,7 +985,7 @@
         </w:rPr>
         <w:t>Lab 18 — Correlation, Regression and Quantifying the X-Y Relationship  [Core]</w:t>
         <w:tab/>
-        <w:t>34</w:t>
+        <w:t>36</w:t>
       </w:r>
     </w:p>
     <w:p>
@@ -869,7 +1004,7 @@
         </w:rPr>
         <w:t>IMPROVE — Improve — Select, De-Risk and Pilot the Fix  (12%)</w:t>
         <w:tab/>
-        <w:t>36</w:t>
+        <w:t>37</w:t>
       </w:r>
     </w:p>
     <w:p>
@@ -889,7 +1024,7 @@
         </w:rPr>
         <w:t>Lab 19 — Solution Generation, Benchmarking and Brainwriting  [Core]</w:t>
         <w:tab/>
-        <w:t>37</w:t>
+        <w:t>38</w:t>
       </w:r>
     </w:p>
     <w:p>
@@ -909,7 +1044,7 @@
         </w:rPr>
         <w:t>Lab 20 — Lean Countermeasures — 5S, Poka-Yoke, Pull, JIT and Standard Work  [Core]</w:t>
         <w:tab/>
-        <w:t>38</w:t>
+        <w:t>40</w:t>
       </w:r>
     </w:p>
     <w:p>
@@ -929,7 +1064,7 @@
         </w:rPr>
         <w:t>Lab 21 — Solution Selection Matrix and Cost-Benefit Analysis  [Core]</w:t>
         <w:tab/>
-        <w:t>40</w:t>
+        <w:t>41</w:t>
       </w:r>
     </w:p>
     <w:p>
@@ -949,7 +1084,7 @@
         </w:rPr>
         <w:t>Lab 22 — FMEA, Risk Priority Numbers, DOE and Piloting  [Core]</w:t>
         <w:tab/>
-        <w:t>41</w:t>
+        <w:t>43</w:t>
       </w:r>
     </w:p>
     <w:p>
@@ -968,7 +1103,7 @@
         </w:rPr>
         <w:t>CONTROL — Control — Hold the Gain  (10%)</w:t>
         <w:tab/>
-        <w:t>43</w:t>
+        <w:t>45</w:t>
       </w:r>
     </w:p>
     <w:p>
@@ -988,7 +1123,7 @@
         </w:rPr>
         <w:t>Lab 23 — Statistical Process Control — Chart Selection and Control Limits  [Core]</w:t>
         <w:tab/>
-        <w:t>44</w:t>
+        <w:t>45</w:t>
       </w:r>
     </w:p>
     <w:p>
@@ -1008,7 +1143,7 @@
         </w:rPr>
         <w:t>Lab 24 — Control Plan, SOP, Visual Management and Response Plan  [Core]</w:t>
         <w:tab/>
-        <w:t>46</w:t>
+        <w:t>47</w:t>
       </w:r>
     </w:p>
     <w:p>
@@ -1028,7 +1163,7 @@
         </w:rPr>
         <w:t>Lab 25 — Verify the Gain, A3 Storyboard, Handover and Project Closure  [Core]</w:t>
         <w:tab/>
-        <w:t>48</w:t>
+        <w:t>49</w:t>
       </w:r>
     </w:p>
     <w:p>
@@ -1047,7 +1182,7 @@
         </w:rPr>
         <w:t>Quick Reference — Formulas You Should Know</w:t>
         <w:tab/>
-        <w:t>49</w:t>
+        <w:t>51</w:t>
       </w:r>
     </w:p>
     <w:p>
@@ -1066,7 +1201,7 @@
         </w:rPr>
         <w:t>Quick Reference — The Eight Wastes (DOWNTIME)</w:t>
         <w:tab/>
-        <w:t>50</w:t>
+        <w:t>52</w:t>
       </w:r>
     </w:p>
     <w:p>
@@ -1083,9 +1218,9 @@
           <w:color w:val="333333"/>
           <w:sz w:val="22"/>
         </w:rPr>
-        <w:t>Consolidating What You Learned</w:t>
+        <w:t>Consolidating Your Learning</w:t>
         <w:tab/>
-        <w:t>50</w:t>
+        <w:t>52</w:t>
       </w:r>
     </w:p>
     <w:p>
@@ -1104,7 +1239,7 @@
         </w:rPr>
         <w:t>Glossary</w:t>
         <w:tab/>
-        <w:t>51</w:t>
+        <w:t>52</w:t>
       </w:r>
     </w:p>
     <w:p>
@@ -1122,7 +1257,7 @@
     </w:p>
     <w:p>
       <w:r>
-        <w:t>This Learner Guide accompanies the course Certified Lean Six Sigma Green Belt (CLSSGB) (C481), conducted by Tertiary Infotech Academy Pte Ltd. It follows the DMAIC roadmap end to end — Define, Measure, Analyze, Improve, Control — and provides step-by-step instructions for every hands-on lab. Core labs are completed by everyone; elective labs are provided as additional practice and are run when time allows.</w:t>
+        <w:t>This Learner Guide accompanies the course Certified Lean Six Sigma Green Belt (CLSSGB) (C481), conducted by Tertiary Infotech Academy Pte Ltd. It follows the DMAIC roadmap end to end — Define, Measure, Analyze, Improve, Control — and provides step-by-step instructions for every hands-on lab. Core labs are assessed; elective labs are provided as additional practice and are run when time allows.</w:t>
       </w:r>
     </w:p>
     <w:p>
@@ -1148,7 +1283,7 @@
         <w:pStyle w:val="ListBullet"/>
       </w:pPr>
       <w:r>
-        <w:t>LO1: Lead a Lean Six Sigma project — define the problem, scope the work and charter the project.</w:t>
+        <w:t>LO1: Lead a Lean Six Sigma project — define the problem, scope the work and charter the project (A1, A2).</w:t>
       </w:r>
     </w:p>
     <w:p>
@@ -1156,7 +1291,7 @@
         <w:pStyle w:val="ListBullet"/>
       </w:pPr>
       <w:r>
-        <w:t>LO2: Map and baseline a process using SIPOC, detailed process maps and value stream maps.</w:t>
+        <w:t>LO2: Map and baseline a process using SIPOC, detailed process maps and value stream maps (A2).</w:t>
       </w:r>
     </w:p>
     <w:p>
@@ -1164,7 +1299,7 @@
         <w:pStyle w:val="ListBullet"/>
       </w:pPr>
       <w:r>
-        <w:t>LO3: Build a valid measurement system — sampling, sample size and MSA/Gage R&amp;R — and baseline capability.</w:t>
+        <w:t>LO3: Build a valid measurement system — sampling, sample size and MSA/Gage R&amp;R — and baseline capability (A4).</w:t>
       </w:r>
     </w:p>
     <w:p>
@@ -1172,7 +1307,7 @@
         <w:pStyle w:val="ListBullet"/>
       </w:pPr>
       <w:r>
-        <w:t>LO4: Analyse process data statistically using Pareto, run charts, hypothesis testing, correlation and regression.</w:t>
+        <w:t>LO4: Analyse process data statistically using Pareto, run charts, hypothesis testing, correlation and regression (A3).</w:t>
       </w:r>
     </w:p>
     <w:p>
@@ -1180,7 +1315,7 @@
         <w:pStyle w:val="ListBullet"/>
       </w:pPr>
       <w:r>
-        <w:t>LO5: Identify and prove root causes of variation using Fishbone, 5 Whys and statistical evidence.</w:t>
+        <w:t>LO5: Identify and prove root causes of variation using Fishbone, 5 Whys and statistical evidence (A3, K2).</w:t>
       </w:r>
     </w:p>
     <w:p>
@@ -1188,7 +1323,7 @@
         <w:pStyle w:val="ListBullet"/>
       </w:pPr>
       <w:r>
-        <w:t>LO6: Select, risk-assess and pilot improvements using solution selection matrices, FMEA and DOE.</w:t>
+        <w:t>LO6: Select, risk-assess and pilot improvements using solution selection matrices, FMEA and DOE (A5).</w:t>
       </w:r>
     </w:p>
     <w:p>
@@ -1196,7 +1331,7 @@
         <w:pStyle w:val="ListBullet"/>
       </w:pPr>
       <w:r>
-        <w:t>LO7: Sustain the gain with SPC control charts, process capability and a control plan.</w:t>
+        <w:t>LO7: Sustain the gain with SPC control charts, process capability and a control plan (A5, K1).</w:t>
       </w:r>
     </w:p>
     <w:p>
@@ -1204,6 +1339,34 @@
         <w:pStyle w:val="Heading1"/>
       </w:pPr>
       <w:r>
+        <w:t>Skills Framework Alignment</w:t>
+      </w:r>
+    </w:p>
+    <w:p>
+      <w:r>
+        <w:rPr>
+          <w:b/>
+          <w:color w:val="1F6FEB"/>
+          <w:sz w:val="22"/>
+        </w:rPr>
+        <w:t>Abilities</w:t>
+      </w:r>
+    </w:p>
+    <w:p>
+      <w:r>
+        <w:rPr>
+          <w:b/>
+          <w:color w:val="1F6FEB"/>
+          <w:sz w:val="22"/>
+        </w:rPr>
+        <w:t>Knowledge</w:t>
+      </w:r>
+    </w:p>
+    <w:p>
+      <w:pPr>
+        <w:pStyle w:val="Heading1"/>
+      </w:pPr>
+      <w:r>
         <w:t>Before You Start</w:t>
       </w:r>
     </w:p>
@@ -1319,7 +1482,7 @@
         <w:pStyle w:val="ListBullet"/>
       </w:pPr>
       <w:r>
-        <w:t>Core labs are completed by everyone and build the improvement package step by step.</w:t>
+        <w:t>Core labs are completed by everyone and carry the skills you will use on a real project.</w:t>
       </w:r>
     </w:p>
     <w:p>
@@ -1477,7 +1640,7 @@
     </w:p>
     <w:p>
       <w:r>
-        <w:t>Objective: Select a viable DMAIC project and justify it with a business case.</w:t>
+        <w:t>Objective: Select a viable DMAIC project and justify it with a business case (A1).</w:t>
       </w:r>
     </w:p>
     <w:p>
@@ -1708,7 +1871,7 @@
     </w:p>
     <w:p>
       <w:r>
-        <w:t>Objective: Express the problem as Y = f(X) and calculate the baseline sigma level.</w:t>
+        <w:t>Objective: Express the problem as Y = f(X) and calculate the baseline sigma level (K1, A4).</w:t>
       </w:r>
     </w:p>
     <w:p>
@@ -2026,7 +2189,7 @@
     </w:p>
     <w:p>
       <w:r>
-        <w:t>Objective: Capture VOC and classify requirements using affinity and Kano analysis.</w:t>
+        <w:t>Objective: Capture VOC and classify requirements using affinity and Kano analysis (A1, K2).</w:t>
       </w:r>
     </w:p>
     <w:p>
@@ -2257,7 +2420,7 @@
     </w:p>
     <w:p>
       <w:r>
-        <w:t>Objective: Translate VOC into measurable CTQ requirements with targets and limits.</w:t>
+        <w:t>Objective: Translate VOC into measurable CTQ requirements with targets and limits (A1, A4).</w:t>
       </w:r>
     </w:p>
     <w:p>
@@ -2488,7 +2651,7 @@
     </w:p>
     <w:p>
       <w:r>
-        <w:t>Objective: Charter the project with a problem statement, goal, scope and business case.</w:t>
+        <w:t>Objective: Charter the project with a problem statement, goal, scope and business case (A1, A2).</w:t>
       </w:r>
     </w:p>
     <w:p>
@@ -2734,7 +2897,7 @@
     </w:p>
     <w:p>
       <w:r>
-        <w:t>Objective: Build the macro process view and map the stakeholders who must be engaged.</w:t>
+        <w:t>Objective: Build the macro process view and map the stakeholders who must be engaged (A2).</w:t>
       </w:r>
     </w:p>
     <w:p>
@@ -2928,11 +3091,9 @@
           <w:b/>
           <w:color w:val="1F6FEB"/>
         </w:rPr>
-        <w:t xml:space="preserve">7.  </w:t>
-      </w:r>
-      <w:r>
-        <w:t>Run 'Check my SIPOC' in the tool to validate your diagram against the lab criteria, then export it as PNG or PDF for your project pack.</w:t>
-      </w:r>
+        <w:t>7.  Run 'Check my SIPOC' in the tool to validate your diagram against the lab criteria, then export it as PNG or PDF for your project pack.</w:t>
+      </w:r>
+      <w:r/>
     </w:p>
     <w:p>
       <w:pPr>
@@ -3130,7 +3291,7 @@
     </w:p>
     <w:p>
       <w:r>
-        <w:t>Objective: Map the as-is process to expose handoffs, delays and rework loops.</w:t>
+        <w:t>Objective: Map the as-is process to expose handoffs, delays and rework loops (A2).</w:t>
       </w:r>
     </w:p>
     <w:p>
@@ -3401,7 +3562,7 @@
     </w:p>
     <w:p>
       <w:r>
-        <w:t>Objective: Build a value stream map and compare value-added time against total lead time.</w:t>
+        <w:t>Objective: Build a value stream map and compare value-added time against total lead time (A2, A4).</w:t>
       </w:r>
     </w:p>
     <w:p>
@@ -3662,7 +3823,7 @@
     </w:p>
     <w:p>
       <w:r>
-        <w:t>Objective: Build a data collection plan with unambiguous operational definitions.</w:t>
+        <w:t>Objective: Build a data collection plan with unambiguous operational definitions (A4).</w:t>
       </w:r>
     </w:p>
     <w:p>
@@ -3908,7 +4069,7 @@
     </w:p>
     <w:p>
       <w:r>
-        <w:t>Objective: Select a sampling method and calculate the required sample size.</w:t>
+        <w:t>Objective: Select a sampling method and calculate the required sample size (A4).</w:t>
       </w:r>
     </w:p>
     <w:p>
@@ -4179,7 +4340,7 @@
     </w:p>
     <w:p>
       <w:r>
-        <w:t>Objective: Prove the measurement system is trustworthy before trusting the data.</w:t>
+        <w:t>Objective: Prove the measurement system is trustworthy before trusting the data (A4).</w:t>
       </w:r>
     </w:p>
     <w:p>
@@ -4455,7 +4616,7 @@
     </w:p>
     <w:p>
       <w:r>
-        <w:t>Objective: Calculate the full family of process performance metrics from raw data.</w:t>
+        <w:t>Objective: Calculate the full family of process performance metrics from raw data (A4).</w:t>
       </w:r>
     </w:p>
     <w:p>
@@ -4741,7 +4902,7 @@
     </w:p>
     <w:p>
       <w:r>
-        <w:t>Objective: Summarise the baseline statistically and calculate Cp and Cpk.</w:t>
+        <w:t>Objective: Summarise the baseline statistically and calculate Cp and Cpk (A4, K1).</w:t>
       </w:r>
     </w:p>
     <w:p>
@@ -4761,7 +4922,7 @@
     </w:p>
     <w:p>
       <w:r>
-        <w:t>A descriptive statistics summary, a normality check and calculated Cp and Cpk values.   (Tools and techniques: Mean, median, range, standard deviation, histogram, normal distribution, Cp, Cpk, sigma level.)</w:t>
+        <w:t>A descriptive statistics summary, a normality assessment and calculated Cp and Cpk values.   (Tools and techniques: Mean, median, range, standard deviation, histogram, normal distribution, Cp, Cpk, sigma level.)</w:t>
       </w:r>
     </w:p>
     <w:p>
@@ -5152,7 +5313,7 @@
     </w:p>
     <w:p>
       <w:r>
-        <w:t>Objective: Distinguish common cause from special cause variation using run charts.</w:t>
+        <w:t>Objective: Distinguish common cause from special cause variation using run charts (A3).</w:t>
       </w:r>
     </w:p>
     <w:p>
@@ -5443,7 +5604,7 @@
     </w:p>
     <w:p>
       <w:r>
-        <w:t>Objective: Prioritise the vital few causes using Pareto and stratified analysis.</w:t>
+        <w:t>Objective: Prioritise the vital few causes using Pareto and stratified analysis (A3).</w:t>
       </w:r>
     </w:p>
     <w:p>
@@ -5719,7 +5880,7 @@
     </w:p>
     <w:p>
       <w:r>
-        <w:t>Objective: Generate, organise and prioritise candidate root causes.</w:t>
+        <w:t>Objective: Generate, organise and prioritise candidate root causes (A3, K2).</w:t>
       </w:r>
     </w:p>
     <w:p>
@@ -6010,7 +6171,7 @@
     </w:p>
     <w:p>
       <w:r>
-        <w:t>Objective: Prove or disprove a suspected root cause statistically.</w:t>
+        <w:t>Objective: Prove or disprove a suspected root cause statistically (A3, K2).</w:t>
       </w:r>
     </w:p>
     <w:p>
@@ -6361,7 +6522,7 @@
     </w:p>
     <w:p>
       <w:r>
-        <w:t>Objective: Quantify how strongly each X drives Y and build a predictive model.</w:t>
+        <w:t>Objective: Quantify how strongly each X drives Y and build a predictive model (A3).</w:t>
       </w:r>
     </w:p>
     <w:p>
@@ -6777,7 +6938,7 @@
     </w:p>
     <w:p>
       <w:r>
-        <w:t>Objective: Generate a wide solution set against the proven root causes.</w:t>
+        <w:t>Objective: Generate a wide solution set against the proven root causes (A5).</w:t>
       </w:r>
     </w:p>
     <w:p>
@@ -7038,7 +7199,7 @@
     </w:p>
     <w:p>
       <w:r>
-        <w:t>Objective: Apply proven Lean countermeasures to the identified wastes.</w:t>
+        <w:t>Objective: Apply proven Lean countermeasures to the identified wastes (A5).</w:t>
       </w:r>
     </w:p>
     <w:p>
@@ -7314,12 +7475,7 @@
     </w:p>
     <w:p>
       <w:r>
-        <w:t>Objective: Select the most feasible and impactful solutions using weighted criteria.</w:t>
-      </w:r>
-    </w:p>
-    <w:p>
-      <w:r>
-        <w:t>Goal: This lab produces a cornerstone of your improvement package. Score every candidate solution against weighted criteria so the decision is transparent and defensible — feasibility, cost, impact and time to implement — then confirm the selection with a cost-benefit analysis.</w:t>
+        <w:t>Objective: Select the most feasible and impactful solutions using weighted criteria (A3, A5).</w:t>
       </w:r>
     </w:p>
     <w:p>
@@ -7605,7 +7761,7 @@
     </w:p>
     <w:p>
       <w:r>
-        <w:t>Objective: Risk-assess and pilot the selected solution before full rollout.</w:t>
+        <w:t>Objective: Risk-assess and pilot the selected solution before full rollout (A5).</w:t>
       </w:r>
     </w:p>
     <w:p>
@@ -8066,7 +8222,7 @@
     </w:p>
     <w:p>
       <w:r>
-        <w:t>Objective: Select, build and interpret the correct control chart for the process.</w:t>
+        <w:t>Objective: Select, build and interpret the correct control chart for the process (A4, A5).</w:t>
       </w:r>
     </w:p>
     <w:p>
@@ -8447,12 +8603,7 @@
     </w:p>
     <w:p>
       <w:r>
-        <w:t>Objective: Build the control plan that sustains the improvement.</w:t>
-      </w:r>
-    </w:p>
-    <w:p>
-      <w:r>
-        <w:t>Goal: This lab produces a cornerstone of your improvement package. The control plan is the document that keeps the gain after the project team disbands. Without a named owner and a defined reaction plan, processes drift back to their old performance within months.</w:t>
+        <w:t>Objective: Build the control plan that sustains the improvement (A4, A5).</w:t>
       </w:r>
     </w:p>
     <w:p>
@@ -8768,7 +8919,7 @@
     </w:p>
     <w:p>
       <w:r>
-        <w:t>Objective: Prove the improvement is real and hand the process over.</w:t>
+        <w:t>Objective: Prove the improvement is real and hand the process over (A5, K1).</w:t>
       </w:r>
     </w:p>
     <w:p>
@@ -9326,7 +9477,7 @@
         <w:pStyle w:val="Heading1"/>
       </w:pPr>
       <w:r>
-        <w:t>Consolidating What You Learned</w:t>
+        <w:t>Consolidating Your Learning</w:t>
       </w:r>
     </w:p>
     <w:p>
@@ -9334,7 +9485,7 @@
         <w:pStyle w:val="ListBullet"/>
       </w:pPr>
       <w:r>
-        <w:t>Re-read your own lab outputs — together they form one complete improvement package for the Northwind scenario.</w:t>
+        <w:t>Keep these slides, this Learner Guide and your lab outputs — they are your reference after the course.</w:t>
       </w:r>
     </w:p>
     <w:p>
@@ -9342,7 +9493,7 @@
         <w:pStyle w:val="ListBullet"/>
       </w:pPr>
       <w:r>
-        <w:t>Check yourself: can you define Lean, Six Sigma and Lean Six Sigma, and explain how they differ?</w:t>
+        <w:t>Re-read your own lab outputs; they follow the Northwind scenario end to end.</w:t>
       </w:r>
     </w:p>
     <w:p>
@@ -9350,7 +9501,7 @@
         <w:pStyle w:val="ListBullet"/>
       </w:pPr>
       <w:r>
-        <w:t>Can you name the eight wastes and give a service-industry example of each?</w:t>
+        <w:t>Be ready to define Lean, Six Sigma and Lean Six Sigma, and explain how they differ.</w:t>
       </w:r>
     </w:p>
     <w:p>
@@ -9358,7 +9509,7 @@
         <w:pStyle w:val="ListBullet"/>
       </w:pPr>
       <w:r>
-        <w:t>Can you explain each DMAIC phase, what it delivers and which tools belong to it?</w:t>
+        <w:t>Be ready to name the eight wastes and give a service-industry example of each.</w:t>
       </w:r>
     </w:p>
     <w:p>
@@ -9366,7 +9517,7 @@
         <w:pStyle w:val="ListBullet"/>
       </w:pPr>
       <w:r>
-        <w:t>Can you calculate yield, DPU, DPO and DPMO from raw data and read off the sigma level?</w:t>
+        <w:t>Be ready to explain each DMAIC phase, what it delivers and which tools belong to it.</w:t>
       </w:r>
     </w:p>
     <w:p>
@@ -9374,7 +9525,7 @@
         <w:pStyle w:val="ListBullet"/>
       </w:pPr>
       <w:r>
-        <w:t>Can you explain how the Fishbone diagram and 5 Whys are used together to find a root cause?</w:t>
+        <w:t>Be ready to calculate yield, DPU, DPO and DPMO from raw data and read off the sigma level.</w:t>
       </w:r>
     </w:p>
     <w:p>
@@ -9382,7 +9533,7 @@
         <w:pStyle w:val="ListBullet"/>
       </w:pPr>
       <w:r>
-        <w:t>Re-work the labs from memory — being able to produce the tools unaided is the best consolidation.</w:t>
+        <w:t>Be ready to explain how the Fishbone diagram and 5 Whys are used together to find a root cause.</w:t>
       </w:r>
     </w:p>
     <w:p>
@@ -9390,7 +9541,7 @@
         <w:pStyle w:val="ListBullet"/>
       </w:pPr>
       <w:r>
-        <w:t>Then apply the roadmap to a real process in your own organisation — that is what a Green Belt is for.</w:t>
+        <w:t>Re-work the labs from memory — being able to produce the tools unaided is the best preparation.</w:t>
       </w:r>
     </w:p>
     <w:p>
@@ -9889,20 +10040,6 @@
       </w:r>
       <w:r>
         <w:t>Statistical Process Control — monitoring a process over time to predict and prevent problems.</w:t>
-      </w:r>
-    </w:p>
-    <w:p>
-      <w:pPr>
-        <w:pStyle w:val="ListBullet"/>
-      </w:pPr>
-      <w:r>
-        <w:rPr>
-          <w:b/>
-        </w:rPr>
-        <w:t xml:space="preserve">A3 — </w:t>
-      </w:r>
-      <w:r>
-        <w:t>A one-page report telling the whole improvement story from background through to follow-up.</w:t>
       </w:r>
     </w:p>
     <w:p>
@@ -9921,6 +10058,11 @@
     </w:p>
     <w:sectPr>
       <w:footerReference w:type="default" r:id="rId35"/>
+      <w:headerReference w:type="default" r:id="rId36"/>
+      <w:footerReference w:type="even" r:id="rId37"/>
+      <w:headerReference w:type="even" r:id="rId38"/>
+      <w:footerReference w:type="first" r:id="rId39"/>
+      <w:headerReference w:type="first" r:id="rId40"/>
       <w:pgSz w:w="12240" w:h="15840"/>
       <w:pgMar w:top="1440" w:right="1800" w:bottom="1440" w:left="1800" w:header="720" w:footer="720" w:gutter="0"/>
       <w:cols w:space="720"/>
@@ -9986,6 +10128,56 @@
     </w:r>
   </w:p>
 </w:ftr>
+</file>
+
+<file path=word/footer2.xml><?xml version="1.0" encoding="utf-8"?>
+<w:ftr xmlns:m="http://schemas.openxmlformats.org/officeDocument/2006/math" xmlns:mc="http://schemas.openxmlformats.org/markup-compatibility/2006" xmlns:mo="http://schemas.microsoft.com/office/mac/office/2008/main" xmlns:mv="urn:schemas-microsoft-com:mac:vml" xmlns:o="urn:schemas-microsoft-com:office:office" xmlns:r="http://schemas.openxmlformats.org/officeDocument/2006/relationships" xmlns:v="urn:schemas-microsoft-com:vml" xmlns:w10="urn:schemas-microsoft-com:office:word" xmlns:w14="http://schemas.microsoft.com/office/word/2010/wordml" xmlns:w="http://schemas.openxmlformats.org/wordprocessingml/2006/main" xmlns:wne="http://schemas.microsoft.com/office/word/2006/wordml" xmlns:wp14="http://schemas.microsoft.com/office/word/2010/wordprocessingDrawing" xmlns:wp="http://schemas.openxmlformats.org/drawingml/2006/wordprocessingDrawing" xmlns:wpc="http://schemas.microsoft.com/office/word/2010/wordprocessingCanvas" xmlns:wpg="http://schemas.microsoft.com/office/word/2010/wordprocessingGroup" xmlns:wpi="http://schemas.microsoft.com/office/word/2010/wordprocessingInk" xmlns:wps="http://schemas.microsoft.com/office/word/2010/wordprocessingShape" mc:Ignorable="w14 wp14">
+  <w:p>
+    <w:pPr>
+      <w:pStyle w:val="Footer"/>
+    </w:pPr>
+  </w:p>
+</w:ftr>
+</file>
+
+<file path=word/footer3.xml><?xml version="1.0" encoding="utf-8"?>
+<w:ftr xmlns:m="http://schemas.openxmlformats.org/officeDocument/2006/math" xmlns:mc="http://schemas.openxmlformats.org/markup-compatibility/2006" xmlns:mo="http://schemas.microsoft.com/office/mac/office/2008/main" xmlns:mv="urn:schemas-microsoft-com:mac:vml" xmlns:o="urn:schemas-microsoft-com:office:office" xmlns:r="http://schemas.openxmlformats.org/officeDocument/2006/relationships" xmlns:v="urn:schemas-microsoft-com:vml" xmlns:w10="urn:schemas-microsoft-com:office:word" xmlns:w14="http://schemas.microsoft.com/office/word/2010/wordml" xmlns:w="http://schemas.openxmlformats.org/wordprocessingml/2006/main" xmlns:wne="http://schemas.microsoft.com/office/word/2006/wordml" xmlns:wp14="http://schemas.microsoft.com/office/word/2010/wordprocessingDrawing" xmlns:wp="http://schemas.openxmlformats.org/drawingml/2006/wordprocessingDrawing" xmlns:wpc="http://schemas.microsoft.com/office/word/2010/wordprocessingCanvas" xmlns:wpg="http://schemas.microsoft.com/office/word/2010/wordprocessingGroup" xmlns:wpi="http://schemas.microsoft.com/office/word/2010/wordprocessingInk" xmlns:wps="http://schemas.microsoft.com/office/word/2010/wordprocessingShape" mc:Ignorable="w14 wp14">
+  <w:p>
+    <w:pPr>
+      <w:pStyle w:val="Footer"/>
+    </w:pPr>
+  </w:p>
+</w:ftr>
+</file>
+
+<file path=word/header1.xml><?xml version="1.0" encoding="utf-8"?>
+<w:hdr xmlns:m="http://schemas.openxmlformats.org/officeDocument/2006/math" xmlns:mc="http://schemas.openxmlformats.org/markup-compatibility/2006" xmlns:mo="http://schemas.microsoft.com/office/mac/office/2008/main" xmlns:mv="urn:schemas-microsoft-com:mac:vml" xmlns:o="urn:schemas-microsoft-com:office:office" xmlns:r="http://schemas.openxmlformats.org/officeDocument/2006/relationships" xmlns:v="urn:schemas-microsoft-com:vml" xmlns:w10="urn:schemas-microsoft-com:office:word" xmlns:w14="http://schemas.microsoft.com/office/word/2010/wordml" xmlns:w="http://schemas.openxmlformats.org/wordprocessingml/2006/main" xmlns:wne="http://schemas.microsoft.com/office/word/2006/wordml" xmlns:wp14="http://schemas.microsoft.com/office/word/2010/wordprocessingDrawing" xmlns:wp="http://schemas.openxmlformats.org/drawingml/2006/wordprocessingDrawing" xmlns:wpc="http://schemas.microsoft.com/office/word/2010/wordprocessingCanvas" xmlns:wpg="http://schemas.microsoft.com/office/word/2010/wordprocessingGroup" xmlns:wpi="http://schemas.microsoft.com/office/word/2010/wordprocessingInk" xmlns:wps="http://schemas.microsoft.com/office/word/2010/wordprocessingShape" mc:Ignorable="w14 wp14">
+  <w:p>
+    <w:pPr>
+      <w:pStyle w:val="Header"/>
+    </w:pPr>
+  </w:p>
+</w:hdr>
+</file>
+
+<file path=word/header2.xml><?xml version="1.0" encoding="utf-8"?>
+<w:hdr xmlns:m="http://schemas.openxmlformats.org/officeDocument/2006/math" xmlns:mc="http://schemas.openxmlformats.org/markup-compatibility/2006" xmlns:mo="http://schemas.microsoft.com/office/mac/office/2008/main" xmlns:mv="urn:schemas-microsoft-com:mac:vml" xmlns:o="urn:schemas-microsoft-com:office:office" xmlns:r="http://schemas.openxmlformats.org/officeDocument/2006/relationships" xmlns:v="urn:schemas-microsoft-com:vml" xmlns:w10="urn:schemas-microsoft-com:office:word" xmlns:w14="http://schemas.microsoft.com/office/word/2010/wordml" xmlns:w="http://schemas.openxmlformats.org/wordprocessingml/2006/main" xmlns:wne="http://schemas.microsoft.com/office/word/2006/wordml" xmlns:wp14="http://schemas.microsoft.com/office/word/2010/wordprocessingDrawing" xmlns:wp="http://schemas.openxmlformats.org/drawingml/2006/wordprocessingDrawing" xmlns:wpc="http://schemas.microsoft.com/office/word/2010/wordprocessingCanvas" xmlns:wpg="http://schemas.microsoft.com/office/word/2010/wordprocessingGroup" xmlns:wpi="http://schemas.microsoft.com/office/word/2010/wordprocessingInk" xmlns:wps="http://schemas.microsoft.com/office/word/2010/wordprocessingShape" mc:Ignorable="w14 wp14">
+  <w:p>
+    <w:pPr>
+      <w:pStyle w:val="Header"/>
+    </w:pPr>
+  </w:p>
+</w:hdr>
+</file>
+
+<file path=word/header3.xml><?xml version="1.0" encoding="utf-8"?>
+<w:hdr xmlns:m="http://schemas.openxmlformats.org/officeDocument/2006/math" xmlns:mc="http://schemas.openxmlformats.org/markup-compatibility/2006" xmlns:mo="http://schemas.microsoft.com/office/mac/office/2008/main" xmlns:mv="urn:schemas-microsoft-com:mac:vml" xmlns:o="urn:schemas-microsoft-com:office:office" xmlns:r="http://schemas.openxmlformats.org/officeDocument/2006/relationships" xmlns:v="urn:schemas-microsoft-com:vml" xmlns:w10="urn:schemas-microsoft-com:office:word" xmlns:w14="http://schemas.microsoft.com/office/word/2010/wordml" xmlns:w="http://schemas.openxmlformats.org/wordprocessingml/2006/main" xmlns:wne="http://schemas.microsoft.com/office/word/2006/wordml" xmlns:wp14="http://schemas.microsoft.com/office/word/2010/wordprocessingDrawing" xmlns:wp="http://schemas.openxmlformats.org/drawingml/2006/wordprocessingDrawing" xmlns:wpc="http://schemas.microsoft.com/office/word/2010/wordprocessingCanvas" xmlns:wpg="http://schemas.microsoft.com/office/word/2010/wordprocessingGroup" xmlns:wpi="http://schemas.microsoft.com/office/word/2010/wordprocessingInk" xmlns:wps="http://schemas.microsoft.com/office/word/2010/wordprocessingShape" mc:Ignorable="w14 wp14">
+  <w:p>
+    <w:pPr>
+      <w:pStyle w:val="Header"/>
+    </w:pPr>
+  </w:p>
+</w:hdr>
 </file>
 
 <file path=word/numbering.xml><?xml version="1.0" encoding="utf-8"?>

--- a/courseware/LG-Certified Lean Six Sigma Green Belt (CLSSGB).docx
+++ b/courseware/LG-Certified Lean Six Sigma Green Belt (CLSSGB).docx
@@ -179,7 +179,7 @@
           <w:color w:val="1F6FEB"/>
           <w:sz w:val="24"/>
         </w:rPr>
-        <w:t>Version 4</w:t>
+        <w:t>Version 2.0</w:t>
       </w:r>
     </w:p>
     <w:p>
@@ -424,7 +424,7 @@
               <w:rPr>
                 <w:sz w:val="19"/>
               </w:rPr>
-              <w:t>19 July 2026</w:t>
+              <w:t>23 September 2026</w:t>
             </w:r>
           </w:p>
         </w:tc>
@@ -806,7 +806,7 @@
         </w:rPr>
         <w:t>Lab 10 — Sampling Techniques and Sample Size Calculation  [Core]</w:t>
         <w:tab/>
-        <w:t>22</w:t>
+        <w:t>23</w:t>
       </w:r>
     </w:p>
     <w:p>
@@ -846,7 +846,7 @@
         </w:rPr>
         <w:t>Lab 12 — Yield, DPU, DPO, DPMO, RTY and the Hidden Factory  [Core]</w:t>
         <w:tab/>
-        <w:t>25</w:t>
+        <w:t>26</w:t>
       </w:r>
     </w:p>
     <w:p>
@@ -866,7 +866,7 @@
         </w:rPr>
         <w:t>Lab 13 — Descriptive Statistics, Normality and Baseline Process Capability  [Core]</w:t>
         <w:tab/>
-        <w:t>27</w:t>
+        <w:t>28</w:t>
       </w:r>
     </w:p>
     <w:p>
@@ -885,7 +885,7 @@
         </w:rPr>
         <w:t>ANALYZE — Analyze — Find and Prove the Root Cause  (26%)</w:t>
         <w:tab/>
-        <w:t>29</w:t>
+        <w:t>30</w:t>
       </w:r>
     </w:p>
     <w:p>
@@ -905,7 +905,7 @@
         </w:rPr>
         <w:t>Lab 14 — Variation, Run Charts and Stability Analysis  [Core]</w:t>
         <w:tab/>
-        <w:t>29</w:t>
+        <w:t>30</w:t>
       </w:r>
     </w:p>
     <w:p>
@@ -925,7 +925,7 @@
         </w:rPr>
         <w:t>Lab 15 — Pareto Analysis, Stratification and Boxplots  [Core]</w:t>
         <w:tab/>
-        <w:t>31</w:t>
+        <w:t>32</w:t>
       </w:r>
     </w:p>
     <w:p>
@@ -945,7 +945,7 @@
         </w:rPr>
         <w:t>Lab 16 — Fishbone, 5 Whys, Multi-Voting and Cause Prioritisation  [Core]</w:t>
         <w:tab/>
-        <w:t>32</w:t>
+        <w:t>34</w:t>
       </w:r>
     </w:p>
     <w:p>
@@ -965,7 +965,7 @@
         </w:rPr>
         <w:t>Lab 17 — Hypothesis Testing — Test Selection, p-values and Conclusions  [Core]</w:t>
         <w:tab/>
-        <w:t>34</w:t>
+        <w:t>36</w:t>
       </w:r>
     </w:p>
     <w:p>
@@ -985,7 +985,7 @@
         </w:rPr>
         <w:t>Lab 18 — Correlation, Regression and Quantifying the X-Y Relationship  [Core]</w:t>
         <w:tab/>
-        <w:t>36</w:t>
+        <w:t>38</w:t>
       </w:r>
     </w:p>
     <w:p>
@@ -1004,7 +1004,7 @@
         </w:rPr>
         <w:t>IMPROVE — Improve — Select, De-Risk and Pilot the Fix  (12%)</w:t>
         <w:tab/>
-        <w:t>37</w:t>
+        <w:t>40</w:t>
       </w:r>
     </w:p>
     <w:p>
@@ -1024,7 +1024,7 @@
         </w:rPr>
         <w:t>Lab 19 — Solution Generation, Benchmarking and Brainwriting  [Core]</w:t>
         <w:tab/>
-        <w:t>38</w:t>
+        <w:t>41</w:t>
       </w:r>
     </w:p>
     <w:p>
@@ -1044,7 +1044,7 @@
         </w:rPr>
         <w:t>Lab 20 — Lean Countermeasures — 5S, Poka-Yoke, Pull, JIT and Standard Work  [Core]</w:t>
         <w:tab/>
-        <w:t>40</w:t>
+        <w:t>42</w:t>
       </w:r>
     </w:p>
     <w:p>
@@ -1064,7 +1064,7 @@
         </w:rPr>
         <w:t>Lab 21 — Solution Selection Matrix and Cost-Benefit Analysis  [Core]</w:t>
         <w:tab/>
-        <w:t>41</w:t>
+        <w:t>44</w:t>
       </w:r>
     </w:p>
     <w:p>
@@ -1084,7 +1084,7 @@
         </w:rPr>
         <w:t>Lab 22 — FMEA, Risk Priority Numbers, DOE and Piloting  [Core]</w:t>
         <w:tab/>
-        <w:t>43</w:t>
+        <w:t>46</w:t>
       </w:r>
     </w:p>
     <w:p>
@@ -1103,7 +1103,7 @@
         </w:rPr>
         <w:t>CONTROL — Control — Hold the Gain  (10%)</w:t>
         <w:tab/>
-        <w:t>45</w:t>
+        <w:t>48</w:t>
       </w:r>
     </w:p>
     <w:p>
@@ -1123,7 +1123,7 @@
         </w:rPr>
         <w:t>Lab 23 — Statistical Process Control — Chart Selection and Control Limits  [Core]</w:t>
         <w:tab/>
-        <w:t>45</w:t>
+        <w:t>49</w:t>
       </w:r>
     </w:p>
     <w:p>
@@ -1143,7 +1143,7 @@
         </w:rPr>
         <w:t>Lab 24 — Control Plan, SOP, Visual Management and Response Plan  [Core]</w:t>
         <w:tab/>
-        <w:t>47</w:t>
+        <w:t>51</w:t>
       </w:r>
     </w:p>
     <w:p>
@@ -1163,7 +1163,7 @@
         </w:rPr>
         <w:t>Lab 25 — Verify the Gain, A3 Storyboard, Handover and Project Closure  [Core]</w:t>
         <w:tab/>
-        <w:t>49</w:t>
+        <w:t>53</w:t>
       </w:r>
     </w:p>
     <w:p>
@@ -1182,7 +1182,7 @@
         </w:rPr>
         <w:t>Quick Reference — Formulas You Should Know</w:t>
         <w:tab/>
-        <w:t>51</w:t>
+        <w:t>55</w:t>
       </w:r>
     </w:p>
     <w:p>
@@ -1201,7 +1201,7 @@
         </w:rPr>
         <w:t>Quick Reference — The Eight Wastes (DOWNTIME)</w:t>
         <w:tab/>
-        <w:t>52</w:t>
+        <w:t>56</w:t>
       </w:r>
     </w:p>
     <w:p>
@@ -1220,7 +1220,7 @@
         </w:rPr>
         <w:t>Consolidating Your Learning</w:t>
         <w:tab/>
-        <w:t>52</w:t>
+        <w:t>56</w:t>
       </w:r>
     </w:p>
     <w:p>
@@ -1239,7 +1239,7 @@
         </w:rPr>
         <w:t>Glossary</w:t>
         <w:tab/>
-        <w:t>52</w:t>
+        <w:t>57</w:t>
       </w:r>
     </w:p>
     <w:p>
@@ -1525,6 +1525,14 @@
       </w:pPr>
       <w:r>
         <w:t>Tables shown in the steps can be built in a spreadsheet or on the worksheet provided.</w:t>
+      </w:r>
+    </w:p>
+    <w:p>
+      <w:pPr>
+        <w:pStyle w:val="ListBullet"/>
+      </w:pPr>
+      <w:r>
+        <w:t>Each lab folder has a data/ folder with the Excel workbook(s) that lab works on.</w:t>
       </w:r>
     </w:p>
     <w:p>
@@ -1722,6 +1730,24 @@
           <w:color w:val="1F6FEB"/>
           <w:sz w:val="22"/>
         </w:rPr>
+        <w:t>Data for this lab</w:t>
+      </w:r>
+    </w:p>
+    <w:p>
+      <w:pPr>
+        <w:pStyle w:val="ListBullet"/>
+      </w:pPr>
+      <w:r>
+        <w:t>lab01-project-selection-candidates.xlsx — Four candidate improvement projects screened in Lab 1, with the cost inputs needed to estimate the Cost of Poor Quality for each.</w:t>
+      </w:r>
+    </w:p>
+    <w:p>
+      <w:r>
+        <w:rPr>
+          <w:b/>
+          <w:color w:val="1F6FEB"/>
+          <w:sz w:val="22"/>
+        </w:rPr>
         <w:t>Step-by-step</w:t>
       </w:r>
     </w:p>
@@ -1767,7 +1793,7 @@
         <w:t xml:space="preserve">3.  </w:t>
       </w:r>
       <w:r>
-        <w:t>Read the Northwind scenario. List four candidate improvement projects that could be run in this distribution centre.</w:t>
+        <w:t>Open lab01-project-selection-candidates.xlsx. It lists four candidate improvement projects for this distribution centre with their volume, defect rate and cost inputs.</w:t>
       </w:r>
     </w:p>
     <w:p>
@@ -1812,7 +1838,7 @@
         <w:t xml:space="preserve">6.  </w:t>
       </w:r>
       <w:r>
-        <w:t>Estimate the Cost of Poor Quality for your chosen project: rework hours, expedited freight, credits issued and lost repeat custom.</w:t>
+        <w:t>Estimate the annualised COPQ for each candidate from the workbook: Annual Volume x Defect Rate x (Rework + Expedite + Credit) per unit.</w:t>
       </w:r>
     </w:p>
     <w:p>
@@ -1857,7 +1883,7 @@
         <w:rPr>
           <w:sz w:val="20"/>
         </w:rPr>
-        <w:t>The full worksheet for this lab is in labs/lab-01-*.md.</w:t>
+        <w:t>The full worksheet and the data files for this lab are in labs/01 - The Green Belt Role, Project Selection and Business Case/.</w:t>
       </w:r>
     </w:p>
     <w:p/>
@@ -1953,6 +1979,24 @@
           <w:color w:val="1F6FEB"/>
           <w:sz w:val="22"/>
         </w:rPr>
+        <w:t>Data for this lab</w:t>
+      </w:r>
+    </w:p>
+    <w:p>
+      <w:pPr>
+        <w:pStyle w:val="ListBullet"/>
+      </w:pPr>
+      <w:r>
+        <w:t>lab02-baseline-defect-summary.xlsx — The monthly baseline used to calculate the defect rate, DPMO and sigma level. These figures are quoted consistently across every lab.</w:t>
+      </w:r>
+    </w:p>
+    <w:p>
+      <w:r>
+        <w:rPr>
+          <w:b/>
+          <w:color w:val="1F6FEB"/>
+          <w:sz w:val="22"/>
+        </w:rPr>
         <w:t>Step-by-step</w:t>
       </w:r>
     </w:p>
@@ -2013,7 +2057,7 @@
         <w:t xml:space="preserve">4.  </w:t>
       </w:r>
       <w:r>
-        <w:t>Take the baseline data: 4,200 orders shipped last month, 357 of them late. Calculate the defect rate as a proportion.</w:t>
+        <w:t>Open lab02-baseline-defect-summary.xlsx: 4,200 orders shipped last month, 357 of them late. Calculate the defect rate as a proportion.</w:t>
       </w:r>
     </w:p>
     <w:p>
@@ -2088,7 +2132,7 @@
         <w:rPr>
           <w:sz w:val="20"/>
         </w:rPr>
-        <w:t>The full worksheet for this lab is in labs/lab-02-*.md.</w:t>
+        <w:t>The full worksheet and the data files for this lab are in labs/02 - Y = f(X), Sigma Level, DPMO and the DMAIC Roadmap/.</w:t>
       </w:r>
     </w:p>
     <w:p/>
@@ -2271,6 +2315,24 @@
           <w:color w:val="1F6FEB"/>
           <w:sz w:val="22"/>
         </w:rPr>
+        <w:t>Data for this lab</w:t>
+      </w:r>
+    </w:p>
+    <w:p>
+      <w:pPr>
+        <w:pStyle w:val="ListBullet"/>
+      </w:pPr>
+      <w:r>
+        <w:t>lab03-voc-raw-statements.xlsx — 18 verbatim customer statements gathered from surveys, the call centre, social media and B2B account reviews — the raw input to the affinity diagram and Kano analysis.</w:t>
+      </w:r>
+    </w:p>
+    <w:p>
+      <w:r>
+        <w:rPr>
+          <w:b/>
+          <w:color w:val="1F6FEB"/>
+          <w:sz w:val="22"/>
+        </w:rPr>
         <w:t>Step-by-step</w:t>
       </w:r>
     </w:p>
@@ -2406,7 +2468,7 @@
         <w:rPr>
           <w:sz w:val="20"/>
         </w:rPr>
-        <w:t>The full worksheet for this lab is in labs/lab-03-*.md.</w:t>
+        <w:t>The full worksheet and the data files for this lab are in labs/03 - Voice of the Customer, Affinity Diagram and Kano Analysis/.</w:t>
       </w:r>
     </w:p>
     <w:p/>
@@ -2502,6 +2564,24 @@
           <w:color w:val="1F6FEB"/>
           <w:sz w:val="22"/>
         </w:rPr>
+        <w:t>Data for this lab</w:t>
+      </w:r>
+    </w:p>
+    <w:p>
+      <w:pPr>
+        <w:pStyle w:val="ListBullet"/>
+      </w:pPr>
+      <w:r>
+        <w:t>lab04-ctq-requirements.xlsx — Customer needs from Lab 3 ready to be translated into measurable CTQs with targets and specification limits.</w:t>
+      </w:r>
+    </w:p>
+    <w:p>
+      <w:r>
+        <w:rPr>
+          <w:b/>
+          <w:color w:val="1F6FEB"/>
+          <w:sz w:val="22"/>
+        </w:rPr>
         <w:t>Step-by-step</w:t>
       </w:r>
     </w:p>
@@ -2637,7 +2717,7 @@
         <w:rPr>
           <w:sz w:val="20"/>
         </w:rPr>
-        <w:t>The full worksheet for this lab is in labs/lab-04-*.md.</w:t>
+        <w:t>The full worksheet and the data files for this lab are in labs/04 - CTQ Tree — Translating Customer Needs into Measurable Requirements/.</w:t>
       </w:r>
     </w:p>
     <w:p/>
@@ -2733,6 +2813,24 @@
           <w:color w:val="1F6FEB"/>
           <w:sz w:val="22"/>
         </w:rPr>
+        <w:t>Data for this lab</w:t>
+      </w:r>
+    </w:p>
+    <w:p>
+      <w:pPr>
+        <w:pStyle w:val="ListBullet"/>
+      </w:pPr>
+      <w:r>
+        <w:t>lab05-charter-inputs.xlsx — The agreed facts and figures to drop into the project charter — baseline, target, financials, team and milestones.</w:t>
+      </w:r>
+    </w:p>
+    <w:p>
+      <w:r>
+        <w:rPr>
+          <w:b/>
+          <w:color w:val="1F6FEB"/>
+          <w:sz w:val="22"/>
+        </w:rPr>
         <w:t>Step-by-step</w:t>
       </w:r>
     </w:p>
@@ -2883,7 +2981,7 @@
         <w:rPr>
           <w:sz w:val="20"/>
         </w:rPr>
-        <w:t>The full worksheet for this lab is in labs/lab-05-*.md.</w:t>
+        <w:t>The full worksheet and the data files for this lab are in labs/05 - Project Charter, Problem Statement, Goal Statement and Scope/.</w:t>
       </w:r>
     </w:p>
     <w:p/>
@@ -2979,6 +3077,24 @@
           <w:color w:val="1F6FEB"/>
           <w:sz w:val="22"/>
         </w:rPr>
+        <w:t>Data for this lab</w:t>
+      </w:r>
+    </w:p>
+    <w:p>
+      <w:pPr>
+        <w:pStyle w:val="ListBullet"/>
+      </w:pPr>
+      <w:r>
+        <w:t>lab06-sipoc-stakeholders.xlsx — The high-level process steps for the SIPOC plus the stakeholder register to score for influence/interest and assign RACI.</w:t>
+      </w:r>
+    </w:p>
+    <w:p>
+      <w:r>
+        <w:rPr>
+          <w:b/>
+          <w:color w:val="1F6FEB"/>
+          <w:sz w:val="22"/>
+        </w:rPr>
         <w:t>Step-by-step</w:t>
       </w:r>
     </w:p>
@@ -3182,7 +3298,7 @@
         <w:rPr>
           <w:sz w:val="20"/>
         </w:rPr>
-        <w:t>The full worksheet for this lab is in labs/lab-06-*.md.</w:t>
+        <w:t>The full worksheet and the data files for this lab are in labs/06 - SIPOC, Stakeholder Analysis and RACI/.</w:t>
       </w:r>
     </w:p>
     <w:p/>
@@ -3373,6 +3489,24 @@
           <w:color w:val="1F6FEB"/>
           <w:sz w:val="22"/>
         </w:rPr>
+        <w:t>Data for this lab</w:t>
+      </w:r>
+    </w:p>
+    <w:p>
+      <w:pPr>
+        <w:pStyle w:val="ListBullet"/>
+      </w:pPr>
+      <w:r>
+        <w:t>lab07-process-steps-timing.xlsx — A gemba walk record of the 14 as-is process steps, with the actor, system, observed elapsed time and whether the step crosses to a new actor (a handoff).</w:t>
+      </w:r>
+    </w:p>
+    <w:p>
+      <w:r>
+        <w:rPr>
+          <w:b/>
+          <w:color w:val="1F6FEB"/>
+          <w:sz w:val="22"/>
+        </w:rPr>
         <w:t>Step-by-step</w:t>
       </w:r>
     </w:p>
@@ -3418,7 +3552,7 @@
         <w:t xml:space="preserve">3.  </w:t>
       </w:r>
       <w:r>
-        <w:t>Build the detailed process map with columns: Step, Actor, Activity, System, Time, Handoff (Y/N).</w:t>
+        <w:t>Open lab07-process-steps-timing.xlsx — a gemba walk record of all 14 as-is steps with actor, system, elapsed time and handoff flag. Build the detailed process map from it.</w:t>
       </w:r>
     </w:p>
     <w:p>
@@ -3473,7 +3607,7 @@
         <w:t xml:space="preserve">6.  </w:t>
       </w:r>
       <w:r>
-        <w:t>Count the handoffs — every time the flow crosses a lane boundary. Mark each one, since each is a queue and a risk of information loss.</w:t>
+        <w:t>Count the handoffs in the workbook's Handoff column — every lane crossing is a queue and a risk of information loss.</w:t>
       </w:r>
     </w:p>
     <w:p>
@@ -3548,7 +3682,7 @@
         <w:rPr>
           <w:sz w:val="20"/>
         </w:rPr>
-        <w:t>The full worksheet for this lab is in labs/lab-07-*.md.</w:t>
+        <w:t>The full worksheet and the data files for this lab are in labs/07 - Detailed Process Mapping and Swimlane Analysis/.</w:t>
       </w:r>
     </w:p>
     <w:p/>
@@ -3644,6 +3778,24 @@
           <w:color w:val="1F6FEB"/>
           <w:sz w:val="22"/>
         </w:rPr>
+        <w:t>Data for this lab</w:t>
+      </w:r>
+    </w:p>
+    <w:p>
+      <w:pPr>
+        <w:pStyle w:val="ListBullet"/>
+      </w:pPr>
+      <w:r>
+        <w:t>lab08-vsm-timeline-demand.xlsx — Process-box data and the demand figures needed for the timeline ladder, process cycle efficiency and takt time calculations.</w:t>
+      </w:r>
+    </w:p>
+    <w:p>
+      <w:r>
+        <w:rPr>
+          <w:b/>
+          <w:color w:val="1F6FEB"/>
+          <w:sz w:val="22"/>
+        </w:rPr>
         <w:t>Step-by-step</w:t>
       </w:r>
     </w:p>
@@ -3674,7 +3826,7 @@
         <w:t xml:space="preserve">2.  </w:t>
       </w:r>
       <w:r>
-        <w:t>Draw the process boxes left to right, then add a data box under each with cycle time, changeover time, uptime and number of operators.</w:t>
+        <w:t>Open lab08-vsm-timeline-demand.xlsx. Draw the process boxes left to right and add each one's data box: cycle time, changeover, uptime and operators.</w:t>
       </w:r>
     </w:p>
     <w:p>
@@ -3734,7 +3886,7 @@
         <w:t xml:space="preserve">6.  </w:t>
       </w:r>
       <w:r>
-        <w:t>Sum both rows and calculate process cycle efficiency = value-added time / total lead time. Typical service processes run under 10%.</w:t>
+        <w:t>Sum both rows and calculate process cycle efficiency = value-added time / total lead time using the workbook's Waiting Time column. Typical service processes run under 10%.</w:t>
       </w:r>
     </w:p>
     <w:p>
@@ -3749,7 +3901,7 @@
         <w:t xml:space="preserve">7.  </w:t>
       </w:r>
       <w:r>
-        <w:t>Calculate takt time = available working time per shift / customer demand per shift, then compare each step's cycle time against takt.</w:t>
+        <w:t>Calculate takt time = available working time / customer demand (1,350 min/day and 140 orders/day, given in the workbook notes), then compare each step's cycle time against takt.</w:t>
       </w:r>
     </w:p>
     <w:p>
@@ -3809,7 +3961,7 @@
         <w:rPr>
           <w:sz w:val="20"/>
         </w:rPr>
-        <w:t>The full worksheet for this lab is in labs/lab-08-*.md.</w:t>
+        <w:t>The full worksheet and the data files for this lab are in labs/08 - Value Stream Mapping, Takt Time and the Eight Wastes/.</w:t>
       </w:r>
     </w:p>
     <w:p/>
@@ -3905,6 +4057,24 @@
           <w:color w:val="1F6FEB"/>
           <w:sz w:val="22"/>
         </w:rPr>
+        <w:t>Data for this lab</w:t>
+      </w:r>
+    </w:p>
+    <w:p>
+      <w:pPr>
+        <w:pStyle w:val="ListBullet"/>
+      </w:pPr>
+      <w:r>
+        <w:t>lab09-data-collection-fields.xlsx — The fields available in the WMS/OMS extract, to be classified by data type and given operational definitions.</w:t>
+      </w:r>
+    </w:p>
+    <w:p>
+      <w:r>
+        <w:rPr>
+          <w:b/>
+          <w:color w:val="1F6FEB"/>
+          <w:sz w:val="22"/>
+        </w:rPr>
         <w:t>Step-by-step</w:t>
       </w:r>
     </w:p>
@@ -3950,7 +4120,7 @@
         <w:t xml:space="preserve">3.  </w:t>
       </w:r>
       <w:r>
-        <w:t>For your project Y and each candidate X, record the data type. Note where a discrete measure could be converted to continuous — always prefer continuous.</w:t>
+        <w:t>Open lab09-data-collection-fields.xlsx and classify every available field as Continuous, Discrete, Nominal or Ordinal in the blank Data Type column.</w:t>
       </w:r>
     </w:p>
     <w:p>
@@ -4055,7 +4225,7 @@
         <w:rPr>
           <w:sz w:val="20"/>
         </w:rPr>
-        <w:t>The full worksheet for this lab is in labs/lab-09-*.md.</w:t>
+        <w:t>The full worksheet and the data files for this lab are in labs/09 - Data Types, Operational Definitions and the Data Collection Plan/.</w:t>
       </w:r>
     </w:p>
     <w:p/>
@@ -4151,6 +4321,24 @@
           <w:color w:val="1F6FEB"/>
           <w:sz w:val="22"/>
         </w:rPr>
+        <w:t>Data for this lab</w:t>
+      </w:r>
+    </w:p>
+    <w:p>
+      <w:pPr>
+        <w:pStyle w:val="ListBullet"/>
+      </w:pPr>
+      <w:r>
+        <w:t>lab10-sampling-frame.xlsx — The population broken down by shift and carrier, so a stratified sampling plan can be built and proportional sample sizes allocated.</w:t>
+      </w:r>
+    </w:p>
+    <w:p>
+      <w:r>
+        <w:rPr>
+          <w:b/>
+          <w:color w:val="1F6FEB"/>
+          <w:sz w:val="22"/>
+        </w:rPr>
         <w:t>Step-by-step</w:t>
       </w:r>
     </w:p>
@@ -4211,7 +4399,7 @@
         <w:t xml:space="preserve">4.  </w:t>
       </w:r>
       <w:r>
-        <w:t>For continuous data, apply the formula from the deck: n = (1.96s / d)^2, where s is the estimated standard deviation, d is the margin of error and 1.96 gives 95% confidence.</w:t>
+        <w:t>Open lab10-sampling-frame.xlsx for the population by shift and carrier, then apply n = (1.96s / d)^2 using the preliminary standard deviation given in the notes.</w:t>
       </w:r>
     </w:p>
     <w:p>
@@ -4326,7 +4514,7 @@
         <w:rPr>
           <w:sz w:val="20"/>
         </w:rPr>
-        <w:t>The full worksheet for this lab is in labs/lab-10-*.md.</w:t>
+        <w:t>The full worksheet and the data files for this lab are in labs/10 - Sampling Techniques and Sample Size Calculation/.</w:t>
       </w:r>
     </w:p>
     <w:p/>
@@ -4422,6 +4610,24 @@
           <w:color w:val="1F6FEB"/>
           <w:sz w:val="22"/>
         </w:rPr>
+        <w:t>Data for this lab</w:t>
+      </w:r>
+    </w:p>
+    <w:p>
+      <w:pPr>
+        <w:pStyle w:val="ListBullet"/>
+      </w:pPr>
+      <w:r>
+        <w:t>lab11-gage-rr-attribute.xlsx — 30 order records classified as On time / Late by three appraisers, twice each, against the known correct attribute. The raw input to the agreement calculations.</w:t>
+      </w:r>
+    </w:p>
+    <w:p>
+      <w:r>
+        <w:rPr>
+          <w:b/>
+          <w:color w:val="1F6FEB"/>
+          <w:sz w:val="22"/>
+        </w:rPr>
         <w:t>Step-by-step</w:t>
       </w:r>
     </w:p>
@@ -4497,7 +4703,7 @@
         <w:t xml:space="preserve">5.  </w:t>
       </w:r>
       <w:r>
-        <w:t>Have two or three appraisers independently classify every sample — for Northwind, classify each order as on-time or late from the system record.</w:t>
+        <w:t>Open lab11-gage-rr-attribute.xlsx — 30 order records already classified On time/Late by three appraisers, twice each, against the known correct attribute.</w:t>
       </w:r>
     </w:p>
     <w:p>
@@ -4527,7 +4733,7 @@
         <w:t xml:space="preserve">7.  </w:t>
       </w:r>
       <w:r>
-        <w:t>Calculate repeatability per appraiser: the percentage of samples where that appraiser agreed with themselves across both trials.</w:t>
+        <w:t>Calculate repeatability per appraiser from the workbook: the percentage of the 30 samples where that appraiser agreed with THEMSELVES across both trials.</w:t>
       </w:r>
     </w:p>
     <w:p>
@@ -4602,7 +4808,7 @@
         <w:rPr>
           <w:sz w:val="20"/>
         </w:rPr>
-        <w:t>The full worksheet for this lab is in labs/lab-11-*.md.</w:t>
+        <w:t>The full worksheet and the data files for this lab are in labs/11 - Measurement System Analysis and Gage R&amp;R/.</w:t>
       </w:r>
     </w:p>
     <w:p/>
@@ -4698,6 +4904,24 @@
           <w:color w:val="1F6FEB"/>
           <w:sz w:val="22"/>
         </w:rPr>
+        <w:t>Data for this lab</w:t>
+      </w:r>
+    </w:p>
+    <w:p>
+      <w:pPr>
+        <w:pStyle w:val="ListBullet"/>
+      </w:pPr>
+      <w:r>
+        <w:t>lab12-process-step-yields.xlsx — Units entering and passing each process step first time, for the classic yield, FPY, RTY and hidden-factory calculations.</w:t>
+      </w:r>
+    </w:p>
+    <w:p>
+      <w:r>
+        <w:rPr>
+          <w:b/>
+          <w:color w:val="1F6FEB"/>
+          <w:sz w:val="22"/>
+        </w:rPr>
         <w:t>Step-by-step</w:t>
       </w:r>
     </w:p>
@@ -4728,7 +4952,7 @@
         <w:t xml:space="preserve">2.  </w:t>
       </w:r>
       <w:r>
-        <w:t>Calculate classic yield: units passing final inspection / units started, expressed as a percentage.</w:t>
+        <w:t>Open lab12-process-step-yields.xlsx. Calculate classic yield: units passing final inspection / units started, as a percentage.</w:t>
       </w:r>
     </w:p>
     <w:p>
@@ -4888,7 +5112,7 @@
         <w:rPr>
           <w:sz w:val="20"/>
         </w:rPr>
-        <w:t>The full worksheet for this lab is in labs/lab-12-*.md.</w:t>
+        <w:t>The full worksheet and the data files for this lab are in labs/12 - Yield, DPU, DPO, DPMO, RTY and the Hidden Factory/.</w:t>
       </w:r>
     </w:p>
     <w:p/>
@@ -4984,6 +5208,24 @@
           <w:color w:val="1F6FEB"/>
           <w:sz w:val="22"/>
         </w:rPr>
+        <w:t>Data for this lab</w:t>
+      </w:r>
+    </w:p>
+    <w:p>
+      <w:pPr>
+        <w:pStyle w:val="ListBullet"/>
+      </w:pPr>
+      <w:r>
+        <w:t>lab13-order-lead-times.xlsx — The complete baseline month: 4,200 orders with lead time, status and stratification factors. This is the master dataset used by Labs 13-18 and 23.</w:t>
+      </w:r>
+    </w:p>
+    <w:p>
+      <w:r>
+        <w:rPr>
+          <w:b/>
+          <w:color w:val="1F6FEB"/>
+          <w:sz w:val="22"/>
+        </w:rPr>
         <w:t>Step-by-step</w:t>
       </w:r>
     </w:p>
@@ -4999,7 +5241,7 @@
         <w:t xml:space="preserve">1.  </w:t>
       </w:r>
       <w:r>
-        <w:t>Calculate the measures of central tendency for your baseline data: mean, median and mode. Note which is more resistant to outliers.</w:t>
+        <w:t>Open lab13-order-lead-times.xlsx — all 4,200 baseline orders. Calculate mean, median and mode of the Lead Time column, and note which resists outliers.</w:t>
       </w:r>
     </w:p>
     <w:p>
@@ -5089,7 +5331,7 @@
         <w:t xml:space="preserve">7.  </w:t>
       </w:r>
       <w:r>
-        <w:t>Mark the specification limits (USL and LSL) from your CTQ in Lab 4 onto the histogram and count how many observations fall outside.</w:t>
+        <w:t>Mark USL = 48 hrs and LSL = 0 from your Lab 4 CTQ onto the histogram, then count observations outside — the Status column should confirm exactly 357.</w:t>
       </w:r>
     </w:p>
     <w:p>
@@ -5204,7 +5446,7 @@
         <w:rPr>
           <w:sz w:val="20"/>
         </w:rPr>
-        <w:t>The full worksheet for this lab is in labs/lab-13-*.md.</w:t>
+        <w:t>The full worksheet and the data files for this lab are in labs/13 - Descriptive Statistics, Normality and Baseline Process Capability/.</w:t>
       </w:r>
     </w:p>
     <w:p/>
@@ -5395,6 +5637,24 @@
           <w:color w:val="1F6FEB"/>
           <w:sz w:val="22"/>
         </w:rPr>
+        <w:t>Data for this lab</w:t>
+      </w:r>
+    </w:p>
+    <w:p>
+      <w:pPr>
+        <w:pStyle w:val="ListBullet"/>
+      </w:pPr>
+      <w:r>
+        <w:t>lab14-daily-mean-lead-time.xlsx — Mean lead time and late count for each of the 30 days of the baseline month, in time order — the input to the run chart and stability analysis.</w:t>
+      </w:r>
+    </w:p>
+    <w:p>
+      <w:r>
+        <w:rPr>
+          <w:b/>
+          <w:color w:val="1F6FEB"/>
+          <w:sz w:val="22"/>
+        </w:rPr>
         <w:t>Step-by-step</w:t>
       </w:r>
     </w:p>
@@ -5410,7 +5670,7 @@
         <w:t xml:space="preserve">1.  </w:t>
       </w:r>
       <w:r>
-        <w:t>Plot your baseline Y data in time order — time order matters, so never sort the data first.</w:t>
+        <w:t>Open lab14-daily-mean-lead-time.xlsx and plot the 30 daily means in time order — time order matters, so never sort this data.</w:t>
       </w:r>
     </w:p>
     <w:p>
@@ -5590,7 +5850,7 @@
         <w:rPr>
           <w:sz w:val="20"/>
         </w:rPr>
-        <w:t>The full worksheet for this lab is in labs/lab-14-*.md.</w:t>
+        <w:t>The full worksheet and the data files for this lab are in labs/14 - Variation, Run Charts and Stability Analysis/.</w:t>
       </w:r>
     </w:p>
     <w:p/>
@@ -5686,6 +5946,32 @@
           <w:color w:val="1F6FEB"/>
           <w:sz w:val="22"/>
         </w:rPr>
+        <w:t>Data for this lab</w:t>
+      </w:r>
+    </w:p>
+    <w:p>
+      <w:pPr>
+        <w:pStyle w:val="ListBullet"/>
+      </w:pPr>
+      <w:r>
+        <w:t>lab15-late-causes-pareto.xlsx — Every one of the 357 late orders assigned to a root-cause category, with the cost impact — the input to the Pareto chart and the vital-few decision.</w:t>
+      </w:r>
+    </w:p>
+    <w:p>
+      <w:pPr>
+        <w:pStyle w:val="ListBullet"/>
+      </w:pPr>
+      <w:r>
+        <w:t>lab15-late-by-stratum.xlsx — The same 357 late orders cut by shift and by carrier, to test whether the problem is uniform across the operation or concentrated in particular cells.</w:t>
+      </w:r>
+    </w:p>
+    <w:p>
+      <w:r>
+        <w:rPr>
+          <w:b/>
+          <w:color w:val="1F6FEB"/>
+          <w:sz w:val="22"/>
+        </w:rPr>
         <w:t>Step-by-step</w:t>
       </w:r>
     </w:p>
@@ -5701,7 +5987,7 @@
         <w:t xml:space="preserve">1.  </w:t>
       </w:r>
       <w:r>
-        <w:t>Categorise the defects from your data collection: for Northwind, the reasons orders shipped late.</w:t>
+        <w:t>Open lab15-late-causes-pareto.xlsx — all 357 late orders already assigned to a root-cause category with their cost impact.</w:t>
       </w:r>
     </w:p>
     <w:p>
@@ -5776,7 +6062,7 @@
         <w:t xml:space="preserve">6.  </w:t>
       </w:r>
       <w:r>
-        <w:t>Stratify: rebuild the Pareto separately for each shift, each carrier and each product family.</w:t>
+        <w:t>Open lab15-late-by-stratum.xlsx and rebuild the Pareto separately for each shift and each carrier.</w:t>
       </w:r>
     </w:p>
     <w:p>
@@ -5866,7 +6152,7 @@
         <w:rPr>
           <w:sz w:val="20"/>
         </w:rPr>
-        <w:t>The full worksheet for this lab is in labs/lab-15-*.md.</w:t>
+        <w:t>The full worksheet and the data files for this lab are in labs/15 - Pareto Analysis, Stratification and Boxplots/.</w:t>
       </w:r>
     </w:p>
     <w:p/>
@@ -5962,6 +6248,24 @@
           <w:color w:val="1F6FEB"/>
           <w:sz w:val="22"/>
         </w:rPr>
+        <w:t>Data for this lab</w:t>
+      </w:r>
+    </w:p>
+    <w:p>
+      <w:pPr>
+        <w:pStyle w:val="ListBullet"/>
+      </w:pPr>
+      <w:r>
+        <w:t>lab16-cause-investigation-log.xlsx — Candidate causes raised by the team in the Fishbone session, ready for 5 Whys drill-down and multi-voting.</w:t>
+      </w:r>
+    </w:p>
+    <w:p>
+      <w:r>
+        <w:rPr>
+          <w:b/>
+          <w:color w:val="1F6FEB"/>
+          <w:sz w:val="22"/>
+        </w:rPr>
         <w:t>Step-by-step</w:t>
       </w:r>
     </w:p>
@@ -5977,7 +6281,7 @@
         <w:t xml:space="preserve">1.  </w:t>
       </w:r>
       <w:r>
-        <w:t>Write the effect — your project problem — in the fish head. State it as a measurable problem, not a vague complaint.</w:t>
+        <w:t>Open lab16-cause-investigation-log.xlsx — ten candidate causes raised by the team. Write the effect in the fish head as a measurable problem, not a vague complaint.</w:t>
       </w:r>
     </w:p>
     <w:p>
@@ -6082,7 +6386,7 @@
         <w:t xml:space="preserve">8.  </w:t>
       </w:r>
       <w:r>
-        <w:t>Run multi-voting to converge: each participant gets N/3 votes to distribute across the candidate causes.</w:t>
+        <w:t>Run multi-voting in the workbook's Team Votes column: each participant gets N/3 votes to distribute across the candidate causes.</w:t>
       </w:r>
     </w:p>
     <w:p>
@@ -6157,7 +6461,7 @@
         <w:rPr>
           <w:sz w:val="20"/>
         </w:rPr>
-        <w:t>The full worksheet for this lab is in labs/lab-16-*.md.</w:t>
+        <w:t>The full worksheet and the data files for this lab are in labs/16 - Fishbone, 5 Whys, Multi-Voting and Cause Prioritisation/.</w:t>
       </w:r>
     </w:p>
     <w:p/>
@@ -6253,6 +6557,32 @@
           <w:color w:val="1F6FEB"/>
           <w:sz w:val="22"/>
         </w:rPr>
+        <w:t>Data for this lab</w:t>
+      </w:r>
+    </w:p>
+    <w:p>
+      <w:pPr>
+        <w:pStyle w:val="ListBullet"/>
+      </w:pPr>
+      <w:r>
+        <w:t>lab17-shift-comparison-samples.xlsx — Two independent random samples of 40 orders each — Night shift and Day shifts — drawn from the baseline month, for the hypothesis test.</w:t>
+      </w:r>
+    </w:p>
+    <w:p>
+      <w:pPr>
+        <w:pStyle w:val="ListBullet"/>
+      </w:pPr>
+      <w:r>
+        <w:t>lab17-cause-count-contingency.xlsx — A contingency table of late and on-time counts by carrier — discrete data, so this one needs a chi-square test of independence rather than a t-test.</w:t>
+      </w:r>
+    </w:p>
+    <w:p>
+      <w:r>
+        <w:rPr>
+          <w:b/>
+          <w:color w:val="1F6FEB"/>
+          <w:sz w:val="22"/>
+        </w:rPr>
         <w:t>Step-by-step</w:t>
       </w:r>
     </w:p>
@@ -6418,7 +6748,7 @@
         <w:t xml:space="preserve">11.  </w:t>
       </w:r>
       <w:r>
-        <w:t>Test your Northwind hypothesis: is the mean order cycle time on the night shift significantly greater than on the day shift? State H0, Ha and the test you selected.</w:t>
+        <w:t>Open lab17-shift-comparison-samples.xlsx — 40 night-shift and 40 day-shift orders. Test whether night-shift mean lead time is significantly greater. State H0, Ha and your chosen test.</w:t>
       </w:r>
     </w:p>
     <w:p>
@@ -6433,7 +6763,7 @@
         <w:t xml:space="preserve">12.  </w:t>
       </w:r>
       <w:r>
-        <w:t>Run the test and read the p-value. Apply the decision rule: if p &lt; alpha, reject H0 and accept Ha; if p &gt; alpha, fail to reject H0.</w:t>
+        <w:t>Run the test and read the p-value. Then repeat the exercise on lab17-cause-count-contingency.xlsx, where the discrete data forces a chi-square test instead. If p &lt; alpha, reject H0.</w:t>
       </w:r>
     </w:p>
     <w:p>
@@ -6508,7 +6838,7 @@
         <w:rPr>
           <w:sz w:val="20"/>
         </w:rPr>
-        <w:t>The full worksheet for this lab is in labs/lab-17-*.md.</w:t>
+        <w:t>The full worksheet and the data files for this lab are in labs/17 - Hypothesis Testing — Test Selection, p-values and Conclusions/.</w:t>
       </w:r>
     </w:p>
     <w:p/>
@@ -6604,6 +6934,24 @@
           <w:color w:val="1F6FEB"/>
           <w:sz w:val="22"/>
         </w:rPr>
+        <w:t>Data for this lab</w:t>
+      </w:r>
+    </w:p>
+    <w:p>
+      <w:pPr>
+        <w:pStyle w:val="ListBullet"/>
+      </w:pPr>
+      <w:r>
+        <w:t>lab18-replen-vs-leadtime.xlsx — Daily replenishment backlog (the candidate X) paired with that day's mean lead time (the Y), for the scatter plot, correlation and regression.</w:t>
+      </w:r>
+    </w:p>
+    <w:p>
+      <w:r>
+        <w:rPr>
+          <w:b/>
+          <w:color w:val="1F6FEB"/>
+          <w:sz w:val="22"/>
+        </w:rPr>
         <w:t>Step-by-step</w:t>
       </w:r>
     </w:p>
@@ -6619,7 +6967,7 @@
         <w:t xml:space="preserve">1.  </w:t>
       </w:r>
       <w:r>
-        <w:t>Build a scatter plot with the suspected X on the horizontal axis and the project Y on the vertical axis.</w:t>
+        <w:t>Open lab18-replen-vs-leadtime.xlsx. Build a scatter plot with replenishment backlog (X) on the horizontal axis and mean lead time (Y) on the vertical axis.</w:t>
       </w:r>
     </w:p>
     <w:p>
@@ -6724,7 +7072,7 @@
         <w:t xml:space="preserve">8.  </w:t>
       </w:r>
       <w:r>
-        <w:t>Fit the regression line and record the equation in the form y = mx + c.</w:t>
+        <w:t>Fit the regression line to the workbook data and record the equation in the form y = mx + c — the slope tells you how many hours each extra backlog task adds.</w:t>
       </w:r>
     </w:p>
     <w:p>
@@ -6829,7 +7177,7 @@
         <w:rPr>
           <w:sz w:val="20"/>
         </w:rPr>
-        <w:t>The full worksheet for this lab is in labs/lab-18-*.md.</w:t>
+        <w:t>The full worksheet and the data files for this lab are in labs/18 - Correlation, Regression and Quantifying the X-Y Relationship/.</w:t>
       </w:r>
     </w:p>
     <w:p/>
@@ -7020,6 +7368,24 @@
           <w:color w:val="1F6FEB"/>
           <w:sz w:val="22"/>
         </w:rPr>
+        <w:t>Data for this lab</w:t>
+      </w:r>
+    </w:p>
+    <w:p>
+      <w:pPr>
+        <w:pStyle w:val="ListBullet"/>
+      </w:pPr>
+      <w:r>
+        <w:t>lab19-improvement-ideas.xlsx — Ideas generated by the team's brainwriting session plus external benchmark findings, ready to be screened in Lab 21.</w:t>
+      </w:r>
+    </w:p>
+    <w:p>
+      <w:r>
+        <w:rPr>
+          <w:b/>
+          <w:color w:val="1F6FEB"/>
+          <w:sz w:val="22"/>
+        </w:rPr>
         <w:t>Step-by-step</w:t>
       </w:r>
     </w:p>
@@ -7035,7 +7401,7 @@
         <w:t xml:space="preserve">1.  </w:t>
       </w:r>
       <w:r>
-        <w:t>List your validated root causes from Lab 17 and 18 — every solution must trace to one of them. Solutions without a cause are pet projects.</w:t>
+        <w:t>List your validated root causes from Labs 17 and 18, then open lab19-improvement-ideas.xlsx — the team's ideas and benchmark findings, each tagged to the cause it targets. Solutions without a cause are pet projects.</w:t>
       </w:r>
     </w:p>
     <w:p>
@@ -7185,7 +7551,7 @@
         <w:rPr>
           <w:sz w:val="20"/>
         </w:rPr>
-        <w:t>The full worksheet for this lab is in labs/lab-19-*.md.</w:t>
+        <w:t>The full worksheet and the data files for this lab are in labs/19 - Solution Generation, Benchmarking and Brainwriting/.</w:t>
       </w:r>
     </w:p>
     <w:p/>
@@ -7281,6 +7647,24 @@
           <w:color w:val="1F6FEB"/>
           <w:sz w:val="22"/>
         </w:rPr>
+        <w:t>Data for this lab</w:t>
+      </w:r>
+    </w:p>
+    <w:p>
+      <w:pPr>
+        <w:pStyle w:val="ListBullet"/>
+      </w:pPr>
+      <w:r>
+        <w:t>lab20-5s-waste-audit.xlsx — A 5S audit of the four warehouse areas plus the waste walk observations tagged against the eight DOWNTIME wastes.</w:t>
+      </w:r>
+    </w:p>
+    <w:p>
+      <w:r>
+        <w:rPr>
+          <w:b/>
+          <w:color w:val="1F6FEB"/>
+          <w:sz w:val="22"/>
+        </w:rPr>
         <w:t>Step-by-step</w:t>
       </w:r>
     </w:p>
@@ -7296,7 +7680,7 @@
         <w:t xml:space="preserve">1.  </w:t>
       </w:r>
       <w:r>
-        <w:t>Apply 5S to the physical or digital workspace: Sort (remove what is not needed), Set in order (a place for everything), Shine (clean and inspect), Standardise (make it visual), Sustain (audit it).</w:t>
+        <w:t>Open lab20-5s-waste-audit.xlsx — 5S scores for each warehouse area plus the waste walk log. Score each area out of 25; any area under 15 needs a 5S event first.</w:t>
       </w:r>
     </w:p>
     <w:p>
@@ -7461,7 +7845,7 @@
         <w:rPr>
           <w:sz w:val="20"/>
         </w:rPr>
-        <w:t>The full worksheet for this lab is in labs/lab-20-*.md.</w:t>
+        <w:t>The full worksheet and the data files for this lab are in labs/20 - Lean Countermeasures — 5S, Poka-Yoke, Pull, JIT and Standard Work/.</w:t>
       </w:r>
     </w:p>
     <w:p/>
@@ -7552,6 +7936,24 @@
           <w:color w:val="1F6FEB"/>
           <w:sz w:val="22"/>
         </w:rPr>
+        <w:t>Data for this lab</w:t>
+      </w:r>
+    </w:p>
+    <w:p>
+      <w:pPr>
+        <w:pStyle w:val="ListBullet"/>
+      </w:pPr>
+      <w:r>
+        <w:t>lab21-solution-selection-scoring.xlsx — The shortlisted ideas from Lab 19 with the weighted criteria to score against and the financial inputs for the cost-benefit analysis.</w:t>
+      </w:r>
+    </w:p>
+    <w:p>
+      <w:r>
+        <w:rPr>
+          <w:b/>
+          <w:color w:val="1F6FEB"/>
+          <w:sz w:val="22"/>
+        </w:rPr>
         <w:t>Step-by-step</w:t>
       </w:r>
     </w:p>
@@ -7567,7 +7969,7 @@
         <w:t xml:space="preserve">1.  </w:t>
       </w:r>
       <w:r>
-        <w:t>List your candidate solutions from Labs 19 and 20 down the rows of the matrix.</w:t>
+        <w:t>Open lab21-solution-selection-scoring.xlsx — the eight shortlisted solutions with their cost and annual benefit, and blank columns to score.</w:t>
       </w:r>
     </w:p>
     <w:p>
@@ -7687,7 +8089,7 @@
         <w:t xml:space="preserve">9.  </w:t>
       </w:r>
       <w:r>
-        <w:t>Run a cost-benefit analysis on the top solution: implementation cost, ongoing cost, expected annual benefit and payback period.</w:t>
+        <w:t>Run the cost-benefit analysis from the workbook: payback period = Est. Cost / (Annual Benefit / 12) in months. Check whether the payback ranking agrees with your weighted-score ranking.</w:t>
       </w:r>
     </w:p>
     <w:p>
@@ -7747,7 +8149,7 @@
         <w:rPr>
           <w:sz w:val="20"/>
         </w:rPr>
-        <w:t>The full worksheet for this lab is in labs/lab-21-*.md.</w:t>
+        <w:t>The full worksheet and the data files for this lab are in labs/21 - Solution Selection Matrix and Cost-Benefit Analysis/.</w:t>
       </w:r>
     </w:p>
     <w:p/>
@@ -7843,6 +8245,32 @@
           <w:color w:val="1F6FEB"/>
           <w:sz w:val="22"/>
         </w:rPr>
+        <w:t>Data for this lab</w:t>
+      </w:r>
+    </w:p>
+    <w:p>
+      <w:pPr>
+        <w:pStyle w:val="ListBullet"/>
+      </w:pPr>
+      <w:r>
+        <w:t>lab22-fmea-worksheet.xlsx — Failure modes for the selected solution, ready to be scored for Severity, Occurrence and Detection, plus the factors and levels for the DOE.</w:t>
+      </w:r>
+    </w:p>
+    <w:p>
+      <w:pPr>
+        <w:pStyle w:val="ListBullet"/>
+      </w:pPr>
+      <w:r>
+        <w:t>lab22-doe-pilot-results.xlsx — The four runs of the 2x2 full factorial pilot, each run for one week, with the resulting mean lead time and late percentage.</w:t>
+      </w:r>
+    </w:p>
+    <w:p>
+      <w:r>
+        <w:rPr>
+          <w:b/>
+          <w:color w:val="1F6FEB"/>
+          <w:sz w:val="22"/>
+        </w:rPr>
         <w:t>Step-by-step</w:t>
       </w:r>
     </w:p>
@@ -7903,7 +8331,7 @@
         <w:t xml:space="preserve">4.  </w:t>
       </w:r>
       <w:r>
-        <w:t>Score Severity 1-10: how serious is the effect on the customer if this failure occurs?</w:t>
+        <w:t>Open lab22-fmea-worksheet.xlsx — six failure modes for the selected solution with blank Sev/Occ/Det columns. Score Severity 1-10: how serious is the effect on the customer?</w:t>
       </w:r>
     </w:p>
     <w:p>
@@ -7948,7 +8376,7 @@
         <w:t xml:space="preserve">7.  </w:t>
       </w:r>
       <w:r>
-        <w:t>Calculate the Risk Priority Number: RPN = Severity x Occurrence x Detection.</w:t>
+        <w:t>Calculate the Risk Priority Number in the workbook's RPN column: RPN = Severity x Occurrence x Detection.</w:t>
       </w:r>
     </w:p>
     <w:p>
@@ -8113,7 +8541,7 @@
         <w:rPr>
           <w:sz w:val="20"/>
         </w:rPr>
-        <w:t>The full worksheet for this lab is in labs/lab-22-*.md.</w:t>
+        <w:t>The full worksheet and the data files for this lab are in labs/22 - FMEA, Risk Priority Numbers, DOE and Piloting/.</w:t>
       </w:r>
     </w:p>
     <w:p/>
@@ -8304,6 +8732,24 @@
           <w:color w:val="1F6FEB"/>
           <w:sz w:val="22"/>
         </w:rPr>
+        <w:t>Data for this lab</w:t>
+      </w:r>
+    </w:p>
+    <w:p>
+      <w:pPr>
+        <w:pStyle w:val="ListBullet"/>
+      </w:pPr>
+      <w:r>
+        <w:t>lab23-spc-subgroups.xlsx — 30 days of post-improvement data, 5 orders sampled per day, for the Xbar-R control chart. One day contains a genuine special cause.</w:t>
+      </w:r>
+    </w:p>
+    <w:p>
+      <w:r>
+        <w:rPr>
+          <w:b/>
+          <w:color w:val="1F6FEB"/>
+          <w:sz w:val="22"/>
+        </w:rPr>
         <w:t>Step-by-step</w:t>
       </w:r>
     </w:p>
@@ -8439,7 +8885,7 @@
         <w:t xml:space="preserve">9.  </w:t>
       </w:r>
       <w:r>
-        <w:t>Build the chart: plot the points in time order, calculate and draw the centre line, then the upper and lower control limits at +/- 3 standard deviations.</w:t>
+        <w:t>Open lab23-spc-subgroups.xlsx — 30 days of post-improvement data, 5 orders per day, with Xbar and Range already computed. Plot in time order and draw the centre line and control limits using A2/D3/D4 for n=5.</w:t>
       </w:r>
     </w:p>
     <w:p>
@@ -8589,7 +9035,7 @@
         <w:rPr>
           <w:sz w:val="20"/>
         </w:rPr>
-        <w:t>The full worksheet for this lab is in labs/lab-23-*.md.</w:t>
+        <w:t>The full worksheet and the data files for this lab are in labs/23 - Statistical Process Control — Chart Selection and Control Limits/.</w:t>
       </w:r>
     </w:p>
     <w:p/>
@@ -8680,6 +9126,24 @@
           <w:color w:val="1F6FEB"/>
           <w:sz w:val="22"/>
         </w:rPr>
+        <w:t>Data for this lab</w:t>
+      </w:r>
+    </w:p>
+    <w:p>
+      <w:pPr>
+        <w:pStyle w:val="ListBullet"/>
+      </w:pPr>
+      <w:r>
+        <w:t>lab24-control-plan-template.xlsx — The control plan skeleton to complete, with the metrics, owners and reaction triggers agreed at the Improve tollgate.</w:t>
+      </w:r>
+    </w:p>
+    <w:p>
+      <w:r>
+        <w:rPr>
+          <w:b/>
+          <w:color w:val="1F6FEB"/>
+          <w:sz w:val="22"/>
+        </w:rPr>
         <w:t>Step-by-step</w:t>
       </w:r>
     </w:p>
@@ -8695,7 +9159,7 @@
         <w:t xml:space="preserve">1.  </w:t>
       </w:r>
       <w:r>
-        <w:t>Build the control plan table with one row per control point and these columns: process step, CTQ metric, specification, measurement method, sample size, frequency, owner and reaction plan.</w:t>
+        <w:t>Open lab24-control-plan-template.xlsx — six control points with metrics, targets, owners and a blank Reaction Plan column to complete.</w:t>
       </w:r>
     </w:p>
     <w:p>
@@ -8905,7 +9369,7 @@
         <w:rPr>
           <w:sz w:val="20"/>
         </w:rPr>
-        <w:t>The full worksheet for this lab is in labs/lab-24-*.md.</w:t>
+        <w:t>The full worksheet and the data files for this lab are in labs/24 - Control Plan, SOP, Visual Management and Response Plan/.</w:t>
       </w:r>
     </w:p>
     <w:p/>
@@ -9001,6 +9465,24 @@
           <w:color w:val="1F6FEB"/>
           <w:sz w:val="22"/>
         </w:rPr>
+        <w:t>Data for this lab</w:t>
+      </w:r>
+    </w:p>
+    <w:p>
+      <w:pPr>
+        <w:pStyle w:val="ListBullet"/>
+      </w:pPr>
+      <w:r>
+        <w:t>lab25-before-after-verification.xlsx — The baseline month against the post-improvement month, for the verification hypothesis test, the recalculated capability and the A3 storyboard.</w:t>
+      </w:r>
+    </w:p>
+    <w:p>
+      <w:r>
+        <w:rPr>
+          <w:b/>
+          <w:color w:val="1F6FEB"/>
+          <w:sz w:val="22"/>
+        </w:rPr>
         <w:t>Step-by-step</w:t>
       </w:r>
     </w:p>
@@ -9046,7 +9528,7 @@
         <w:t xml:space="preserve">3.  </w:t>
       </w:r>
       <w:r>
-        <w:t>Recalculate Cp and Cpk and compare against the baseline values from Lab 13.</w:t>
+        <w:t>Open lab25-before-after-verification.xlsx — the baseline month against the post-improvement month. Recalculate Cp and Cpk and compare against your Lab 13 baseline.</w:t>
       </w:r>
     </w:p>
     <w:p>
@@ -9256,7 +9738,7 @@
         <w:rPr>
           <w:sz w:val="20"/>
         </w:rPr>
-        <w:t>The full worksheet for this lab is in labs/lab-25-*.md.</w:t>
+        <w:t>The full worksheet and the data files for this lab are in labs/25 - Verify the Gain, A3 Storyboard, Handover and Project Closure/.</w:t>
       </w:r>
     </w:p>
     <w:p/>
